--- a/docs/versions-financement/lettres-soutien/lettre-soutien-jean-yves-camus-nop.docx
+++ b/docs/versions-financement/lettres-soutien/lettre-soutien-jean-yves-camus-nop.docx
@@ -6,13 +6,15 @@
       <w:pPr>
         <w:pStyle w:val="Titre1"/>
         <w:rPr>
-          <w:lang w:val="fr-FR"/>
+          <w:sz w:val="36"/>
+          <w:szCs w:val="36"/>
         </w:rPr>
       </w:pPr>
       <w:bookmarkStart w:id="0" w:name="X0080d59b2b4df86dc2197e3e7bc6a9a6b6bfd65"/>
       <w:r>
         <w:rPr>
-          <w:lang w:val="fr-FR"/>
+          <w:sz w:val="36"/>
+          <w:szCs w:val="36"/>
         </w:rPr>
         <w:t>Lettre de soutien — Jean-Yves CAMUS (NOP Grand Est)</w:t>
       </w:r>
@@ -21,15 +23,17 @@
       <w:pPr>
         <w:pStyle w:val="FirstParagraph"/>
         <w:rPr>
-          <w:lang w:val="fr-FR"/>
+          <w:sz w:val="22"/>
+          <w:szCs w:val="22"/>
         </w:rPr>
       </w:pPr>
       <w:r>
         <w:rPr>
           <w:i/>
           <w:iCs/>
+          <w:sz w:val="22"/>
+          <w:szCs w:val="22"/>
           <w:highlight w:val="yellow"/>
-          <w:lang w:val="fr-FR"/>
         </w:rPr>
         <w:t>À personnaliser selon le destinataire (DRAC, Région, CNC) · signer sur papier à en-tête NOP si disponible.</w:t>
       </w:r>
@@ -37,14 +41,18 @@
     <w:p>
       <w:pPr>
         <w:rPr>
+          <w:sz w:val="22"/>
+          <w:szCs w:val="22"/>
           <w:lang w:val="fr-FR"/>
         </w:rPr>
       </w:pPr>
       <w:r>
         <w:rPr>
+          <w:sz w:val="22"/>
+          <w:szCs w:val="22"/>
           <w:lang w:val="fr-FR"/>
         </w:rPr>
-        <w:pict w14:anchorId="2DE44211">
+        <w:pict w14:anchorId="6862B7B9">
           <v:rect id="_x0000_i1025" style="width:0;height:1.5pt" o:hralign="center" o:hrstd="t" o:hr="t"/>
         </w:pict>
       </w:r>
@@ -53,20 +61,23 @@
       <w:pPr>
         <w:pStyle w:val="FirstParagraph"/>
         <w:rPr>
-          <w:lang w:val="fr-FR"/>
+          <w:sz w:val="22"/>
+          <w:szCs w:val="22"/>
         </w:rPr>
       </w:pPr>
       <w:r>
         <w:rPr>
           <w:b/>
           <w:bCs/>
-          <w:lang w:val="fr-FR"/>
+          <w:sz w:val="22"/>
+          <w:szCs w:val="22"/>
         </w:rPr>
         <w:t>Jean-Yves CAMUS</w:t>
       </w:r>
       <w:r>
         <w:rPr>
-          <w:lang w:val="fr-FR"/>
+          <w:sz w:val="22"/>
+          <w:szCs w:val="22"/>
         </w:rPr>
         <w:br/>
         <w:t xml:space="preserve">Directeur du </w:t>
@@ -75,19 +86,22 @@
         <w:rPr>
           <w:b/>
           <w:bCs/>
-          <w:lang w:val="fr-FR"/>
+          <w:sz w:val="22"/>
+          <w:szCs w:val="22"/>
         </w:rPr>
         <w:t>Nouvel Observatoire de la Photographie du Grand Est</w:t>
       </w:r>
       <w:r>
         <w:rPr>
-          <w:lang w:val="fr-FR"/>
+          <w:sz w:val="22"/>
+          <w:szCs w:val="22"/>
         </w:rPr>
         <w:t xml:space="preserve"> (NOP)</w:t>
       </w:r>
       <w:r>
         <w:rPr>
-          <w:lang w:val="fr-FR"/>
+          <w:sz w:val="22"/>
+          <w:szCs w:val="22"/>
         </w:rPr>
         <w:br/>
         <w:t>Commissaire d’expositions — arts visuels</w:t>
@@ -97,25 +111,29 @@
       <w:pPr>
         <w:pStyle w:val="Corpsdetexte"/>
         <w:rPr>
-          <w:lang w:val="fr-FR"/>
-        </w:rPr>
-      </w:pPr>
-      <w:r>
-        <w:rPr>
-          <w:lang w:val="fr-FR"/>
+          <w:sz w:val="22"/>
+          <w:szCs w:val="22"/>
+        </w:rPr>
+      </w:pPr>
+      <w:r>
+        <w:rPr>
+          <w:sz w:val="22"/>
+          <w:szCs w:val="22"/>
         </w:rPr>
         <w:t>🟦 [Adresse NOP]</w:t>
       </w:r>
       <w:r>
         <w:rPr>
-          <w:lang w:val="fr-FR"/>
+          <w:sz w:val="22"/>
+          <w:szCs w:val="22"/>
         </w:rPr>
         <w:br/>
         <w:t>🟦 [Code postal · Ville]</w:t>
       </w:r>
       <w:r>
         <w:rPr>
-          <w:lang w:val="fr-FR"/>
+          <w:sz w:val="22"/>
+          <w:szCs w:val="22"/>
         </w:rPr>
         <w:br/>
         <w:t>🟦 [Courriel] · 🟦 [Téléphone]</w:t>
@@ -125,12 +143,14 @@
       <w:pPr>
         <w:pStyle w:val="Corpsdetexte"/>
         <w:rPr>
-          <w:lang w:val="fr-FR"/>
-        </w:rPr>
-      </w:pPr>
-      <w:r>
-        <w:rPr>
-          <w:lang w:val="fr-FR"/>
+          <w:sz w:val="22"/>
+          <w:szCs w:val="22"/>
+        </w:rPr>
+      </w:pPr>
+      <w:r>
+        <w:rPr>
+          <w:sz w:val="22"/>
+          <w:szCs w:val="22"/>
         </w:rPr>
         <w:t>Metz, le 🟦 [date]</w:t>
       </w:r>
@@ -138,14 +158,18 @@
     <w:p>
       <w:pPr>
         <w:rPr>
+          <w:sz w:val="22"/>
+          <w:szCs w:val="22"/>
           <w:lang w:val="fr-FR"/>
         </w:rPr>
       </w:pPr>
       <w:r>
         <w:rPr>
+          <w:sz w:val="22"/>
+          <w:szCs w:val="22"/>
           <w:lang w:val="fr-FR"/>
         </w:rPr>
-        <w:pict w14:anchorId="28C753BA">
+        <w:pict w14:anchorId="2E2F262D">
           <v:rect id="_x0000_i1026" style="width:0;height:1.5pt" o:hralign="center" o:hrstd="t" o:hr="t"/>
         </w:pict>
       </w:r>
@@ -154,34 +178,39 @@
       <w:pPr>
         <w:pStyle w:val="FirstParagraph"/>
         <w:rPr>
-          <w:lang w:val="fr-FR"/>
+          <w:sz w:val="22"/>
+          <w:szCs w:val="22"/>
         </w:rPr>
       </w:pPr>
       <w:r>
         <w:rPr>
           <w:b/>
           <w:bCs/>
-          <w:lang w:val="fr-FR"/>
+          <w:sz w:val="22"/>
+          <w:szCs w:val="22"/>
         </w:rPr>
         <w:t>À l’attention de</w:t>
       </w:r>
       <w:r>
         <w:rPr>
-          <w:lang w:val="fr-FR"/>
+          <w:sz w:val="22"/>
+          <w:szCs w:val="22"/>
         </w:rPr>
         <w:br/>
         <w:t>🟦 Madame / Monsieur [Prénom Nom]</w:t>
       </w:r>
       <w:r>
         <w:rPr>
-          <w:lang w:val="fr-FR"/>
+          <w:sz w:val="22"/>
+          <w:szCs w:val="22"/>
         </w:rPr>
         <w:br/>
         <w:t>🟦 [Fonction — ex. : Délégué(e) régional(e) aux arts plastiques, DRAC Grand Est]</w:t>
       </w:r>
       <w:r>
         <w:rPr>
-          <w:lang w:val="fr-FR"/>
+          <w:sz w:val="22"/>
+          <w:szCs w:val="22"/>
         </w:rPr>
         <w:br/>
         <w:t>🟦 [Adresse du financeur]</w:t>
@@ -191,20 +220,23 @@
       <w:pPr>
         <w:pStyle w:val="Corpsdetexte"/>
         <w:rPr>
-          <w:lang w:val="fr-FR"/>
+          <w:sz w:val="22"/>
+          <w:szCs w:val="22"/>
         </w:rPr>
       </w:pPr>
       <w:r>
         <w:rPr>
           <w:b/>
           <w:bCs/>
-          <w:lang w:val="fr-FR"/>
+          <w:sz w:val="22"/>
+          <w:szCs w:val="22"/>
         </w:rPr>
         <w:t>Objet :</w:t>
       </w:r>
       <w:r>
         <w:rPr>
-          <w:lang w:val="fr-FR"/>
+          <w:sz w:val="22"/>
+          <w:szCs w:val="22"/>
         </w:rPr>
         <w:t xml:space="preserve"> Lettre de soutien au projet </w:t>
       </w:r>
@@ -212,19 +244,22 @@
         <w:rPr>
           <w:b/>
           <w:bCs/>
-          <w:lang w:val="fr-FR"/>
+          <w:sz w:val="22"/>
+          <w:szCs w:val="22"/>
         </w:rPr>
         <w:t>AIMEDIArt</w:t>
       </w:r>
       <w:r>
         <w:rPr>
-          <w:lang w:val="fr-FR"/>
+          <w:sz w:val="22"/>
+          <w:szCs w:val="22"/>
         </w:rPr>
         <w:t xml:space="preserve"> — plateforme de médiation culturelle numérique</w:t>
       </w:r>
       <w:r>
         <w:rPr>
-          <w:lang w:val="fr-FR"/>
+          <w:sz w:val="22"/>
+          <w:szCs w:val="22"/>
         </w:rPr>
         <w:br/>
       </w:r>
@@ -232,13 +267,15 @@
         <w:rPr>
           <w:b/>
           <w:bCs/>
-          <w:lang w:val="fr-FR"/>
+          <w:sz w:val="22"/>
+          <w:szCs w:val="22"/>
         </w:rPr>
         <w:t>Porteur :</w:t>
       </w:r>
       <w:r>
         <w:rPr>
-          <w:lang w:val="fr-FR"/>
+          <w:sz w:val="22"/>
+          <w:szCs w:val="22"/>
         </w:rPr>
         <w:t xml:space="preserve"> M. Fabien DUPONT</w:t>
       </w:r>
@@ -246,14 +283,18 @@
     <w:p>
       <w:pPr>
         <w:rPr>
+          <w:sz w:val="22"/>
+          <w:szCs w:val="22"/>
           <w:lang w:val="fr-FR"/>
         </w:rPr>
       </w:pPr>
       <w:r>
         <w:rPr>
+          <w:sz w:val="22"/>
+          <w:szCs w:val="22"/>
           <w:lang w:val="fr-FR"/>
         </w:rPr>
-        <w:pict w14:anchorId="01E3E057">
+        <w:pict w14:anchorId="61D84A63">
           <v:rect id="_x0000_i1027" style="width:0;height:1.5pt" o:hralign="center" o:hrstd="t" o:hr="t"/>
         </w:pict>
       </w:r>
@@ -262,12 +303,14 @@
       <w:pPr>
         <w:pStyle w:val="FirstParagraph"/>
         <w:rPr>
-          <w:lang w:val="fr-FR"/>
-        </w:rPr>
-      </w:pPr>
-      <w:r>
-        <w:rPr>
-          <w:lang w:val="fr-FR"/>
+          <w:sz w:val="22"/>
+          <w:szCs w:val="22"/>
+        </w:rPr>
+      </w:pPr>
+      <w:r>
+        <w:rPr>
+          <w:sz w:val="22"/>
+          <w:szCs w:val="22"/>
         </w:rPr>
         <w:t>Madame, Monsieur,</w:t>
       </w:r>
@@ -276,12 +319,14 @@
       <w:pPr>
         <w:pStyle w:val="Corpsdetexte"/>
         <w:rPr>
-          <w:lang w:val="fr-FR"/>
-        </w:rPr>
-      </w:pPr>
-      <w:r>
-        <w:rPr>
-          <w:lang w:val="fr-FR"/>
+          <w:sz w:val="22"/>
+          <w:szCs w:val="22"/>
+        </w:rPr>
+      </w:pPr>
+      <w:r>
+        <w:rPr>
+          <w:sz w:val="22"/>
+          <w:szCs w:val="22"/>
         </w:rPr>
         <w:t xml:space="preserve">En ma qualité de </w:t>
       </w:r>
@@ -289,13 +334,15 @@
         <w:rPr>
           <w:b/>
           <w:bCs/>
-          <w:lang w:val="fr-FR"/>
+          <w:sz w:val="22"/>
+          <w:szCs w:val="22"/>
         </w:rPr>
         <w:t>Directeur du Nouvel Observatoire de la Photographie du Grand Est</w:t>
       </w:r>
       <w:r>
         <w:rPr>
-          <w:lang w:val="fr-FR"/>
+          <w:sz w:val="22"/>
+          <w:szCs w:val="22"/>
         </w:rPr>
         <w:t xml:space="preserve"> et de </w:t>
       </w:r>
@@ -303,13 +350,15 @@
         <w:rPr>
           <w:b/>
           <w:bCs/>
-          <w:lang w:val="fr-FR"/>
+          <w:sz w:val="22"/>
+          <w:szCs w:val="22"/>
         </w:rPr>
         <w:t>commissaire d’expositions</w:t>
       </w:r>
       <w:r>
         <w:rPr>
-          <w:lang w:val="fr-FR"/>
+          <w:sz w:val="22"/>
+          <w:szCs w:val="22"/>
         </w:rPr>
         <w:t xml:space="preserve"> en arts visuels, je souhaite apporter mon </w:t>
       </w:r>
@@ -317,13 +366,15 @@
         <w:rPr>
           <w:b/>
           <w:bCs/>
-          <w:lang w:val="fr-FR"/>
+          <w:sz w:val="22"/>
+          <w:szCs w:val="22"/>
         </w:rPr>
         <w:t>soutien actif</w:t>
       </w:r>
       <w:r>
         <w:rPr>
-          <w:lang w:val="fr-FR"/>
+          <w:sz w:val="22"/>
+          <w:szCs w:val="22"/>
         </w:rPr>
         <w:t xml:space="preserve"> au projet </w:t>
       </w:r>
@@ -331,13 +382,15 @@
         <w:rPr>
           <w:b/>
           <w:bCs/>
-          <w:lang w:val="fr-FR"/>
+          <w:sz w:val="22"/>
+          <w:szCs w:val="22"/>
         </w:rPr>
         <w:t>AIMEDIArt</w:t>
       </w:r>
       <w:r>
         <w:rPr>
-          <w:lang w:val="fr-FR"/>
+          <w:sz w:val="22"/>
+          <w:szCs w:val="22"/>
         </w:rPr>
         <w:t>, porté par M. Fabien Dupont.</w:t>
       </w:r>
@@ -346,13 +399,15 @@
       <w:pPr>
         <w:pStyle w:val="Titre2"/>
         <w:rPr>
-          <w:lang w:val="fr-FR"/>
+          <w:sz w:val="28"/>
+          <w:szCs w:val="28"/>
         </w:rPr>
       </w:pPr>
       <w:bookmarkStart w:id="1" w:name="X767ffd8d371ba75b366a93289b81316aacb09f9"/>
       <w:r>
         <w:rPr>
-          <w:lang w:val="fr-FR"/>
+          <w:sz w:val="28"/>
+          <w:szCs w:val="28"/>
         </w:rPr>
         <w:t>Un besoin sectoriel identifié sur le terrain</w:t>
       </w:r>
@@ -361,12 +416,14 @@
       <w:pPr>
         <w:pStyle w:val="FirstParagraph"/>
         <w:rPr>
-          <w:lang w:val="fr-FR"/>
-        </w:rPr>
-      </w:pPr>
-      <w:r>
-        <w:rPr>
-          <w:lang w:val="fr-FR"/>
+          <w:sz w:val="22"/>
+          <w:szCs w:val="22"/>
+        </w:rPr>
+      </w:pPr>
+      <w:r>
+        <w:rPr>
+          <w:sz w:val="22"/>
+          <w:szCs w:val="22"/>
         </w:rPr>
         <w:t xml:space="preserve">Les institutions que je côtoie — centres d’art, musées, festivals photographiques — font face à un décalage croissant entre la </w:t>
       </w:r>
@@ -374,13 +431,15 @@
         <w:rPr>
           <w:b/>
           <w:bCs/>
-          <w:lang w:val="fr-FR"/>
+          <w:sz w:val="22"/>
+          <w:szCs w:val="22"/>
         </w:rPr>
         <w:t>richesse de leurs expositions</w:t>
       </w:r>
       <w:r>
         <w:rPr>
-          <w:lang w:val="fr-FR"/>
+          <w:sz w:val="22"/>
+          <w:szCs w:val="22"/>
         </w:rPr>
         <w:t xml:space="preserve"> et la </w:t>
       </w:r>
@@ -388,13 +447,15 @@
         <w:rPr>
           <w:b/>
           <w:bCs/>
-          <w:lang w:val="fr-FR"/>
+          <w:sz w:val="22"/>
+          <w:szCs w:val="22"/>
         </w:rPr>
         <w:t>qualité de leur médiation numérique</w:t>
       </w:r>
       <w:r>
         <w:rPr>
-          <w:lang w:val="fr-FR"/>
+          <w:sz w:val="22"/>
+          <w:szCs w:val="22"/>
         </w:rPr>
         <w:t>. Les équipes consacrent encore des semaines à produire textes, audioguides et traductions, souvent pour un résultat fragmenté : page web statique, QR code sans personnalisation, compteur de passages sans dimension émotionnelle ni territoriale.</w:t>
       </w:r>
@@ -403,21 +464,23 @@
       <w:pPr>
         <w:pStyle w:val="Corpsdetexte"/>
         <w:rPr>
-          <w:lang w:val="fr-FR"/>
+          <w:sz w:val="22"/>
+          <w:szCs w:val="22"/>
         </w:rPr>
       </w:pPr>
       <w:r>
         <w:rPr>
           <w:b/>
           <w:bCs/>
-          <w:lang w:val="fr-FR"/>
-        </w:rPr>
-        <w:lastRenderedPageBreak/>
+          <w:sz w:val="22"/>
+          <w:szCs w:val="22"/>
+        </w:rPr>
         <w:t>AIMEDIArt répond précisément à ce constat</w:t>
       </w:r>
       <w:r>
         <w:rPr>
-          <w:lang w:val="fr-FR"/>
+          <w:sz w:val="22"/>
+          <w:szCs w:val="22"/>
         </w:rPr>
         <w:t xml:space="preserve"> en proposant un service numérique intégré : de la photographie d’œuvre à la médiation multilingue et multi-registres, jusqu’à la mesure de la réception par le public et le retour aux artistes exposés.</w:t>
       </w:r>
@@ -426,15 +489,18 @@
       <w:pPr>
         <w:pStyle w:val="Titre2"/>
         <w:rPr>
-          <w:lang w:val="fr-FR"/>
+          <w:sz w:val="28"/>
+          <w:szCs w:val="28"/>
         </w:rPr>
       </w:pPr>
       <w:bookmarkStart w:id="2" w:name="intérêt-pour-les-artistes-et-le-public"/>
       <w:bookmarkEnd w:id="1"/>
       <w:r>
         <w:rPr>
-          <w:lang w:val="fr-FR"/>
-        </w:rPr>
+          <w:sz w:val="28"/>
+          <w:szCs w:val="28"/>
+        </w:rPr>
+        <w:lastRenderedPageBreak/>
         <w:t>Intérêt pour les artistes et le public</w:t>
       </w:r>
     </w:p>
@@ -442,12 +508,14 @@
       <w:pPr>
         <w:pStyle w:val="FirstParagraph"/>
         <w:rPr>
-          <w:lang w:val="fr-FR"/>
-        </w:rPr>
-      </w:pPr>
-      <w:r>
-        <w:rPr>
-          <w:lang w:val="fr-FR"/>
+          <w:sz w:val="22"/>
+          <w:szCs w:val="22"/>
+        </w:rPr>
+      </w:pPr>
+      <w:r>
+        <w:rPr>
+          <w:sz w:val="22"/>
+          <w:szCs w:val="22"/>
         </w:rPr>
         <w:t>Ce qui me semble décisif au regard des missions culturelles :</w:t>
       </w:r>
@@ -460,20 +528,23 @@
           <w:numId w:val="2"/>
         </w:numPr>
         <w:rPr>
-          <w:lang w:val="fr-FR"/>
+          <w:sz w:val="22"/>
+          <w:szCs w:val="22"/>
         </w:rPr>
       </w:pPr>
       <w:r>
         <w:rPr>
           <w:b/>
           <w:bCs/>
-          <w:lang w:val="fr-FR"/>
+          <w:sz w:val="22"/>
+          <w:szCs w:val="22"/>
         </w:rPr>
         <w:t>Pour les artistes</w:t>
       </w:r>
       <w:r>
         <w:rPr>
-          <w:lang w:val="fr-FR"/>
+          <w:sz w:val="22"/>
+          <w:szCs w:val="22"/>
         </w:rPr>
         <w:t xml:space="preserve"> : une visibilité inédite sur la réception émotionnelle de chaque œuvre, au-delà du simple comptage des visites ;</w:t>
       </w:r>
@@ -486,20 +557,23 @@
           <w:numId w:val="2"/>
         </w:numPr>
         <w:rPr>
-          <w:lang w:val="fr-FR"/>
+          <w:sz w:val="22"/>
+          <w:szCs w:val="22"/>
         </w:rPr>
       </w:pPr>
       <w:r>
         <w:rPr>
           <w:b/>
           <w:bCs/>
-          <w:lang w:val="fr-FR"/>
+          <w:sz w:val="22"/>
+          <w:szCs w:val="22"/>
         </w:rPr>
         <w:t>Pour le public</w:t>
       </w:r>
       <w:r>
         <w:rPr>
-          <w:lang w:val="fr-FR"/>
+          <w:sz w:val="22"/>
+          <w:szCs w:val="22"/>
         </w:rPr>
         <w:t xml:space="preserve"> : une expérience personnalisée (registres adaptés à l’enfant, au visiteur occasionnel ou au chercheur), accessible par QR code sans application à installer ;</w:t>
       </w:r>
@@ -512,20 +586,23 @@
           <w:numId w:val="2"/>
         </w:numPr>
         <w:rPr>
-          <w:lang w:val="fr-FR"/>
+          <w:sz w:val="22"/>
+          <w:szCs w:val="22"/>
         </w:rPr>
       </w:pPr>
       <w:r>
         <w:rPr>
           <w:b/>
           <w:bCs/>
-          <w:lang w:val="fr-FR"/>
+          <w:sz w:val="22"/>
+          <w:szCs w:val="22"/>
         </w:rPr>
         <w:t>Pour les institutions</w:t>
       </w:r>
       <w:r>
         <w:rPr>
-          <w:lang w:val="fr-FR"/>
+          <w:sz w:val="22"/>
+          <w:szCs w:val="22"/>
         </w:rPr>
         <w:t xml:space="preserve"> : un outil de médiation professionnelle à coût maîtrisé, y compris pour des structures de taille modeste — ce qui participe directement à la </w:t>
       </w:r>
@@ -533,13 +610,15 @@
         <w:rPr>
           <w:b/>
           <w:bCs/>
-          <w:lang w:val="fr-FR"/>
+          <w:sz w:val="22"/>
+          <w:szCs w:val="22"/>
         </w:rPr>
         <w:t>démocratisation culturelle</w:t>
       </w:r>
       <w:r>
         <w:rPr>
-          <w:lang w:val="fr-FR"/>
+          <w:sz w:val="22"/>
+          <w:szCs w:val="22"/>
         </w:rPr>
         <w:t>.</w:t>
       </w:r>
@@ -548,12 +627,14 @@
       <w:pPr>
         <w:pStyle w:val="FirstParagraph"/>
         <w:rPr>
-          <w:lang w:val="fr-FR"/>
-        </w:rPr>
-      </w:pPr>
-      <w:r>
-        <w:rPr>
-          <w:lang w:val="fr-FR"/>
+          <w:sz w:val="22"/>
+          <w:szCs w:val="22"/>
+        </w:rPr>
+      </w:pPr>
+      <w:r>
+        <w:rPr>
+          <w:sz w:val="22"/>
+          <w:szCs w:val="22"/>
         </w:rPr>
         <w:t xml:space="preserve">L’intelligence artificielle accélère la production ; </w:t>
       </w:r>
@@ -561,27 +642,31 @@
         <w:rPr>
           <w:b/>
           <w:bCs/>
-          <w:lang w:val="fr-FR"/>
+          <w:sz w:val="22"/>
+          <w:szCs w:val="22"/>
         </w:rPr>
         <w:t>l’humain conserve le contrôle éditorial</w:t>
       </w:r>
       <w:r>
         <w:rPr>
-          <w:lang w:val="fr-FR"/>
+          <w:sz w:val="22"/>
+          <w:szCs w:val="22"/>
         </w:rPr>
         <w:t xml:space="preserve">. Cette articulation est essentielle pour la légitimité </w:t>
       </w:r>
       <w:proofErr w:type="spellStart"/>
       <w:r>
         <w:rPr>
-          <w:lang w:val="fr-FR"/>
+          <w:sz w:val="22"/>
+          <w:szCs w:val="22"/>
         </w:rPr>
         <w:t>curatorale</w:t>
       </w:r>
       <w:proofErr w:type="spellEnd"/>
       <w:r>
         <w:rPr>
-          <w:lang w:val="fr-FR"/>
+          <w:sz w:val="22"/>
+          <w:szCs w:val="22"/>
         </w:rPr>
         <w:t xml:space="preserve"> du dispositif.</w:t>
       </w:r>
@@ -590,14 +675,16 @@
       <w:pPr>
         <w:pStyle w:val="Titre2"/>
         <w:rPr>
-          <w:lang w:val="fr-FR"/>
+          <w:sz w:val="28"/>
+          <w:szCs w:val="28"/>
         </w:rPr>
       </w:pPr>
       <w:bookmarkStart w:id="3" w:name="X21e6b62b8393fb8769bd8aea50d06b5338a6f0d"/>
       <w:bookmarkEnd w:id="2"/>
       <w:r>
         <w:rPr>
-          <w:lang w:val="fr-FR"/>
+          <w:sz w:val="28"/>
+          <w:szCs w:val="28"/>
         </w:rPr>
         <w:t>Ancrage Grand Est et rayonnement national</w:t>
       </w:r>
@@ -606,12 +693,14 @@
       <w:pPr>
         <w:pStyle w:val="FirstParagraph"/>
         <w:rPr>
-          <w:lang w:val="fr-FR"/>
-        </w:rPr>
-      </w:pPr>
-      <w:r>
-        <w:rPr>
-          <w:lang w:val="fr-FR"/>
+          <w:sz w:val="22"/>
+          <w:szCs w:val="22"/>
+        </w:rPr>
+      </w:pPr>
+      <w:r>
+        <w:rPr>
+          <w:sz w:val="22"/>
+          <w:szCs w:val="22"/>
         </w:rPr>
         <w:t xml:space="preserve">Le projet s’inscrit dans la </w:t>
       </w:r>
@@ -619,13 +708,15 @@
         <w:rPr>
           <w:b/>
           <w:bCs/>
-          <w:lang w:val="fr-FR"/>
+          <w:sz w:val="22"/>
+          <w:szCs w:val="22"/>
         </w:rPr>
         <w:t>dynamique photographique et muséale du Grand Est</w:t>
       </w:r>
       <w:r>
         <w:rPr>
-          <w:lang w:val="fr-FR"/>
+          <w:sz w:val="22"/>
+          <w:szCs w:val="22"/>
         </w:rPr>
         <w:t xml:space="preserve">, territoire où le NOP fédère un réseau d’acteurs engagés. M. Dupont envisage </w:t>
       </w:r>
@@ -633,13 +724,15 @@
         <w:rPr>
           <w:b/>
           <w:bCs/>
-          <w:lang w:val="fr-FR"/>
+          <w:sz w:val="22"/>
+          <w:szCs w:val="22"/>
         </w:rPr>
         <w:t>8 à 12 structures pilotes</w:t>
       </w:r>
       <w:r>
         <w:rPr>
-          <w:lang w:val="fr-FR"/>
+          <w:sz w:val="22"/>
+          <w:szCs w:val="22"/>
         </w:rPr>
         <w:t xml:space="preserve"> sur la région, dont des lieux avec lesquels je suis en relation directe.</w:t>
       </w:r>
@@ -648,12 +741,14 @@
       <w:pPr>
         <w:pStyle w:val="Corpsdetexte"/>
         <w:rPr>
-          <w:lang w:val="fr-FR"/>
-        </w:rPr>
-      </w:pPr>
-      <w:r>
-        <w:rPr>
-          <w:lang w:val="fr-FR"/>
+          <w:sz w:val="22"/>
+          <w:szCs w:val="22"/>
+        </w:rPr>
+      </w:pPr>
+      <w:r>
+        <w:rPr>
+          <w:sz w:val="22"/>
+          <w:szCs w:val="22"/>
         </w:rPr>
         <w:t xml:space="preserve">Par ailleurs, l’outil est conçu pour un </w:t>
       </w:r>
@@ -661,29 +756,15 @@
         <w:rPr>
           <w:b/>
           <w:bCs/>
-          <w:lang w:val="fr-FR"/>
-        </w:rPr>
-        <w:t xml:space="preserve">déploiement </w:t>
-      </w:r>
-      <w:r>
-        <w:rPr>
-          <w:b/>
-          <w:bCs/>
-          <w:lang w:val="fr-FR"/>
-        </w:rPr>
-        <w:t>inter</w:t>
-      </w:r>
-      <w:r>
-        <w:rPr>
-          <w:b/>
-          <w:bCs/>
-          <w:lang w:val="fr-FR"/>
-        </w:rPr>
-        <w:t>national</w:t>
-      </w:r>
-      <w:r>
-        <w:rPr>
-          <w:lang w:val="fr-FR"/>
+          <w:sz w:val="22"/>
+          <w:szCs w:val="22"/>
+        </w:rPr>
+        <w:t>déploiement international</w:t>
+      </w:r>
+      <w:r>
+        <w:rPr>
+          <w:sz w:val="22"/>
+          <w:szCs w:val="22"/>
         </w:rPr>
         <w:t xml:space="preserve"> : la médiation des arts visuels est un enjeu transversal à l’ensemble des DRAC et ne se limite pas à un seul territoire.</w:t>
       </w:r>
@@ -692,14 +773,16 @@
       <w:pPr>
         <w:pStyle w:val="Titre2"/>
         <w:rPr>
-          <w:lang w:val="fr-FR"/>
+          <w:sz w:val="28"/>
+          <w:szCs w:val="28"/>
         </w:rPr>
       </w:pPr>
       <w:bookmarkStart w:id="4" w:name="engagement-du-nop"/>
       <w:bookmarkEnd w:id="3"/>
       <w:r>
         <w:rPr>
-          <w:lang w:val="fr-FR"/>
+          <w:sz w:val="28"/>
+          <w:szCs w:val="28"/>
         </w:rPr>
         <w:t>Engagement du NOP</w:t>
       </w:r>
@@ -708,12 +791,14 @@
       <w:pPr>
         <w:pStyle w:val="FirstParagraph"/>
         <w:rPr>
-          <w:lang w:val="fr-FR"/>
-        </w:rPr>
-      </w:pPr>
-      <w:r>
-        <w:rPr>
-          <w:lang w:val="fr-FR"/>
+          <w:sz w:val="22"/>
+          <w:szCs w:val="22"/>
+        </w:rPr>
+      </w:pPr>
+      <w:r>
+        <w:rPr>
+          <w:sz w:val="22"/>
+          <w:szCs w:val="22"/>
         </w:rPr>
         <w:t>Le Nouvel Observatoire de la Photographie du Grand Est s’engage à :</w:t>
       </w:r>
@@ -723,23 +808,26 @@
         <w:pStyle w:val="Compact"/>
         <w:numPr>
           <w:ilvl w:val="0"/>
-          <w:numId w:val="3"/>
+          <w:numId w:val="2"/>
         </w:numPr>
         <w:rPr>
-          <w:lang w:val="fr-FR"/>
+          <w:sz w:val="22"/>
+          <w:szCs w:val="22"/>
         </w:rPr>
       </w:pPr>
       <w:r>
         <w:rPr>
           <w:b/>
           <w:bCs/>
-          <w:lang w:val="fr-FR"/>
+          <w:sz w:val="22"/>
+          <w:szCs w:val="22"/>
         </w:rPr>
         <w:t>conseiller</w:t>
       </w:r>
       <w:r>
         <w:rPr>
-          <w:lang w:val="fr-FR"/>
+          <w:sz w:val="22"/>
+          <w:szCs w:val="22"/>
         </w:rPr>
         <w:t xml:space="preserve"> le porteur sur l’appropriation du dispositif par les institutions régionales ;</w:t>
       </w:r>
@@ -749,23 +837,26 @@
         <w:pStyle w:val="Compact"/>
         <w:numPr>
           <w:ilvl w:val="0"/>
-          <w:numId w:val="3"/>
+          <w:numId w:val="2"/>
         </w:numPr>
         <w:rPr>
-          <w:lang w:val="fr-FR"/>
+          <w:sz w:val="22"/>
+          <w:szCs w:val="22"/>
         </w:rPr>
       </w:pPr>
       <w:r>
         <w:rPr>
           <w:b/>
           <w:bCs/>
-          <w:lang w:val="fr-FR"/>
+          <w:sz w:val="22"/>
+          <w:szCs w:val="22"/>
         </w:rPr>
         <w:t>faciliter la mise en relation</w:t>
       </w:r>
       <w:r>
         <w:rPr>
-          <w:lang w:val="fr-FR"/>
+          <w:sz w:val="22"/>
+          <w:szCs w:val="22"/>
         </w:rPr>
         <w:t xml:space="preserve"> avec des structures pilotes (centres d’art, musées, festivals) ;</w:t>
       </w:r>
@@ -775,23 +866,26 @@
         <w:pStyle w:val="Compact"/>
         <w:numPr>
           <w:ilvl w:val="0"/>
-          <w:numId w:val="3"/>
+          <w:numId w:val="2"/>
         </w:numPr>
         <w:rPr>
-          <w:lang w:val="fr-FR"/>
+          <w:sz w:val="22"/>
+          <w:szCs w:val="22"/>
         </w:rPr>
       </w:pPr>
       <w:r>
         <w:rPr>
           <w:b/>
           <w:bCs/>
-          <w:lang w:val="fr-FR"/>
+          <w:sz w:val="22"/>
+          <w:szCs w:val="22"/>
         </w:rPr>
         <w:t>participer à la valorisation</w:t>
       </w:r>
       <w:r>
         <w:rPr>
-          <w:lang w:val="fr-FR"/>
+          <w:sz w:val="22"/>
+          <w:szCs w:val="22"/>
         </w:rPr>
         <w:t xml:space="preserve"> du projet auprès des réseaux professionnels de la photographie et des arts visuels.</w:t>
       </w:r>
@@ -800,12 +894,14 @@
       <w:pPr>
         <w:pStyle w:val="FirstParagraph"/>
         <w:rPr>
-          <w:lang w:val="fr-FR"/>
-        </w:rPr>
-      </w:pPr>
-      <w:r>
-        <w:rPr>
-          <w:lang w:val="fr-FR"/>
+          <w:sz w:val="22"/>
+          <w:szCs w:val="22"/>
+        </w:rPr>
+      </w:pPr>
+      <w:r>
+        <w:rPr>
+          <w:sz w:val="22"/>
+          <w:szCs w:val="22"/>
         </w:rPr>
         <w:t xml:space="preserve">La plateforme est </w:t>
       </w:r>
@@ -813,13 +909,15 @@
         <w:rPr>
           <w:b/>
           <w:bCs/>
-          <w:lang w:val="fr-FR"/>
+          <w:sz w:val="22"/>
+          <w:szCs w:val="22"/>
         </w:rPr>
         <w:t>déjà opérationnelle</w:t>
       </w:r>
       <w:r>
         <w:rPr>
-          <w:lang w:val="fr-FR"/>
+          <w:sz w:val="22"/>
+          <w:szCs w:val="22"/>
         </w:rPr>
         <w:t xml:space="preserve"> ; le dépôt </w:t>
       </w:r>
@@ -827,13 +925,15 @@
         <w:rPr>
           <w:b/>
           <w:bCs/>
-          <w:lang w:val="fr-FR"/>
+          <w:sz w:val="22"/>
+          <w:szCs w:val="22"/>
         </w:rPr>
         <w:t>e-Soleau INPI</w:t>
       </w:r>
       <w:r>
         <w:rPr>
-          <w:lang w:val="fr-FR"/>
+          <w:sz w:val="22"/>
+          <w:szCs w:val="22"/>
         </w:rPr>
         <w:t xml:space="preserve"> (juin 2026) atteste de l’antériorité de la solution. </w:t>
       </w:r>
@@ -842,12 +942,14 @@
       <w:pPr>
         <w:pStyle w:val="FirstParagraph"/>
         <w:rPr>
-          <w:lang w:val="fr-FR"/>
-        </w:rPr>
-      </w:pPr>
-      <w:r>
-        <w:rPr>
-          <w:lang w:val="fr-FR"/>
+          <w:sz w:val="22"/>
+          <w:szCs w:val="22"/>
+        </w:rPr>
+      </w:pPr>
+      <w:r>
+        <w:rPr>
+          <w:sz w:val="22"/>
+          <w:szCs w:val="22"/>
         </w:rPr>
         <w:t xml:space="preserve">Je considère qu’un soutien public à hauteur de </w:t>
       </w:r>
@@ -855,13 +957,15 @@
         <w:rPr>
           <w:b/>
           <w:bCs/>
-          <w:lang w:val="fr-FR"/>
+          <w:sz w:val="22"/>
+          <w:szCs w:val="22"/>
         </w:rPr>
         <w:t>25 000 € DRAC / 40 000 € Région / 28 000 € CNC</w:t>
       </w:r>
       <w:r>
         <w:rPr>
-          <w:lang w:val="fr-FR"/>
+          <w:sz w:val="22"/>
+          <w:szCs w:val="22"/>
         </w:rPr>
         <w:t xml:space="preserve"> permettrait d’accélérer le déploiement territorial et la formation des équipes de médiation — au bénéfice direct des artistes, des publics et du rayonnement culturel du Grand Est.</w:t>
       </w:r>
@@ -870,14 +974,15 @@
       <w:pPr>
         <w:pStyle w:val="Corpsdetexte"/>
         <w:rPr>
-          <w:lang w:val="fr-FR"/>
-        </w:rPr>
-      </w:pPr>
-      <w:r>
-        <w:rPr>
-          <w:lang w:val="fr-FR"/>
-        </w:rPr>
-        <w:lastRenderedPageBreak/>
+          <w:sz w:val="22"/>
+          <w:szCs w:val="22"/>
+        </w:rPr>
+      </w:pPr>
+      <w:r>
+        <w:rPr>
+          <w:sz w:val="22"/>
+          <w:szCs w:val="22"/>
+        </w:rPr>
         <w:t>Je reste à votre disposition pour tout complément d’information.</w:t>
       </w:r>
     </w:p>
@@ -885,12 +990,14 @@
       <w:pPr>
         <w:pStyle w:val="Corpsdetexte"/>
         <w:rPr>
-          <w:lang w:val="fr-FR"/>
-        </w:rPr>
-      </w:pPr>
-      <w:r>
-        <w:rPr>
-          <w:lang w:val="fr-FR"/>
+          <w:sz w:val="22"/>
+          <w:szCs w:val="22"/>
+        </w:rPr>
+      </w:pPr>
+      <w:r>
+        <w:rPr>
+          <w:sz w:val="22"/>
+          <w:szCs w:val="22"/>
         </w:rPr>
         <w:t>Je vous prie d’agréer, Madame, Monsieur, l’expression de ma considération distinguée.</w:t>
       </w:r>
@@ -899,12 +1006,14 @@
       <w:pPr>
         <w:pStyle w:val="Corpsdetexte"/>
         <w:rPr>
-          <w:lang w:val="fr-FR"/>
-        </w:rPr>
-      </w:pPr>
-      <w:r>
-        <w:rPr>
-          <w:lang w:val="fr-FR"/>
+          <w:sz w:val="22"/>
+          <w:szCs w:val="22"/>
+        </w:rPr>
+      </w:pPr>
+      <w:r>
+        <w:rPr>
+          <w:sz w:val="22"/>
+          <w:szCs w:val="22"/>
         </w:rPr>
         <w:t> </w:t>
       </w:r>
@@ -913,27 +1022,31 @@
       <w:pPr>
         <w:pStyle w:val="Corpsdetexte"/>
         <w:rPr>
-          <w:lang w:val="fr-FR"/>
+          <w:sz w:val="22"/>
+          <w:szCs w:val="22"/>
         </w:rPr>
       </w:pPr>
       <w:r>
         <w:rPr>
           <w:b/>
           <w:bCs/>
-          <w:lang w:val="fr-FR"/>
+          <w:sz w:val="22"/>
+          <w:szCs w:val="22"/>
         </w:rPr>
         <w:t>Jean-Yves CAMUS</w:t>
       </w:r>
       <w:r>
         <w:rPr>
-          <w:lang w:val="fr-FR"/>
+          <w:sz w:val="22"/>
+          <w:szCs w:val="22"/>
         </w:rPr>
         <w:br/>
         <w:t>Directeur — Nouvel Observatoire de la Photographie du Grand Est</w:t>
       </w:r>
       <w:r>
         <w:rPr>
-          <w:lang w:val="fr-FR"/>
+          <w:sz w:val="22"/>
+          <w:szCs w:val="22"/>
         </w:rPr>
         <w:br/>
         <w:t>Commissaire d’expositions</w:t>
@@ -942,14 +1055,18 @@
     <w:p>
       <w:pPr>
         <w:rPr>
+          <w:sz w:val="22"/>
+          <w:szCs w:val="22"/>
           <w:lang w:val="fr-FR"/>
         </w:rPr>
       </w:pPr>
       <w:r>
         <w:rPr>
+          <w:sz w:val="22"/>
+          <w:szCs w:val="22"/>
           <w:lang w:val="fr-FR"/>
         </w:rPr>
-        <w:pict w14:anchorId="1E220DF3">
+        <w:pict w14:anchorId="41AAA117">
           <v:rect id="_x0000_i1028" style="width:0;height:1.5pt" o:hralign="center" o:hrstd="t" o:hr="t"/>
         </w:pict>
       </w:r>
@@ -958,14 +1075,16 @@
       <w:pPr>
         <w:pStyle w:val="FirstParagraph"/>
         <w:rPr>
-          <w:lang w:val="fr-FR"/>
+          <w:sz w:val="22"/>
+          <w:szCs w:val="22"/>
         </w:rPr>
       </w:pPr>
       <w:r>
         <w:rPr>
           <w:i/>
           <w:iCs/>
-          <w:lang w:val="fr-FR"/>
+          <w:sz w:val="22"/>
+          <w:szCs w:val="22"/>
         </w:rPr>
         <w:t>Pièce jointe suggérée : fiche projet AIMEDIArt (1 page) · captures écran de la plateforme.</w:t>
       </w:r>
@@ -973,23 +1092,291 @@
       <w:bookmarkEnd w:id="4"/>
     </w:p>
     <w:sectPr>
+      <w:headerReference w:type="default" r:id="rId8"/>
+      <w:headerReference w:type="first" r:id="rId9"/>
       <w:footnotePr>
         <w:numRestart w:val="eachSect"/>
       </w:footnotePr>
       <w:pgSz w:w="12240" w:h="15840"/>
-      <w:pgMar w:top="1417" w:right="1417" w:bottom="1417" w:left="1417" w:header="720" w:footer="720" w:gutter="0"/>
+      <w:pgMar w:top="1417" w:right="1417" w:bottom="993" w:left="1417" w:header="720" w:footer="720" w:gutter="0"/>
       <w:cols w:space="720"/>
+      <w:titlePg/>
+      <w:docGrid w:linePitch="326"/>
     </w:sectPr>
   </w:body>
 </w:document>
 </file>
 
+<file path=word/endnotes.xml><?xml version="1.0" encoding="utf-8"?>
+<w:endnotes xmlns:wpc="http://schemas.microsoft.com/office/word/2010/wordprocessingCanvas" xmlns:cx="http://schemas.microsoft.com/office/drawing/2014/chartex" xmlns:cx1="http://schemas.microsoft.com/office/drawing/2015/9/8/chartex" xmlns:cx2="http://schemas.microsoft.com/office/drawing/2015/10/21/chartex" xmlns:cx3="http://schemas.microsoft.com/office/drawing/2016/5/9/chartex" xmlns:cx4="http://schemas.microsoft.com/office/drawing/2016/5/10/chartex" xmlns:cx5="http://schemas.microsoft.com/office/drawing/2016/5/11/chartex" xmlns:cx6="http://schemas.microsoft.com/office/drawing/2016/5/12/chartex" xmlns:cx7="http://schemas.microsoft.com/office/drawing/2016/5/13/chartex" xmlns:cx8="http://schemas.microsoft.com/office/drawing/2016/5/14/chartex" xmlns:mc="http://schemas.openxmlformats.org/markup-compatibility/2006" xmlns:aink="http://schemas.microsoft.com/office/drawing/2016/ink" xmlns:am3d="http://schemas.microsoft.com/office/drawing/2017/model3d" xmlns:o="urn:schemas-microsoft-com:office:office" xmlns:oel="http://schemas.microsoft.com/office/2019/extlst" xmlns:r="http://schemas.openxmlformats.org/officeDocument/2006/relationships" xmlns:m="http://schemas.openxmlformats.org/officeDocument/2006/math" xmlns:v="urn:schemas-microsoft-com:vml" xmlns:wp14="http://schemas.microsoft.com/office/word/2010/wordprocessingDrawing" xmlns:wp="http://schemas.openxmlformats.org/drawingml/2006/wordprocessingDrawing" xmlns:w10="urn:schemas-microsoft-com:office:word" xmlns:w="http://schemas.openxmlformats.org/wordprocessingml/2006/main" xmlns:w14="http://schemas.microsoft.com/office/word/2010/wordml" xmlns:w15="http://schemas.microsoft.com/office/word/2012/wordml" xmlns:w16cex="http://schemas.microsoft.com/office/word/2018/wordml/cex" xmlns:w16cid="http://schemas.microsoft.com/office/word/2016/wordml/cid" xmlns:w16="http://schemas.microsoft.com/office/word/2018/wordml" xmlns:w16du="http://schemas.microsoft.com/office/word/2023/wordml/word16du" xmlns:w16sdtdh="http://schemas.microsoft.com/office/word/2020/wordml/sdtdatahash" xmlns:w16sdtfl="http://schemas.microsoft.com/office/word/2024/wordml/sdtformatlock" xmlns:w16se="http://schemas.microsoft.com/office/word/2015/wordml/symex" xmlns:wpg="http://schemas.microsoft.com/office/word/2010/wordprocessingGroup" xmlns:wpi="http://schemas.microsoft.com/office/word/2010/wordprocessingInk" xmlns:wne="http://schemas.microsoft.com/office/word/2006/wordml" xmlns:wps="http://schemas.microsoft.com/office/word/2010/wordprocessingShape" mc:Ignorable="w14 w15 w16se w16cid w16 w16cex w16sdtdh w16sdtfl w16du wp14">
+  <w:endnote w:type="separator" w:id="-1">
+    <w:p>
+      <w:pPr>
+        <w:spacing w:after="0"/>
+      </w:pPr>
+      <w:r>
+        <w:separator/>
+      </w:r>
+    </w:p>
+  </w:endnote>
+  <w:endnote w:type="continuationSeparator" w:id="0">
+    <w:p>
+      <w:pPr>
+        <w:spacing w:after="0"/>
+      </w:pPr>
+      <w:r>
+        <w:continuationSeparator/>
+      </w:r>
+    </w:p>
+  </w:endnote>
+</w:endnotes>
+</file>
+
+<file path=word/footnotes.xml><?xml version="1.0" encoding="utf-8"?>
+<w:footnotes xmlns:wpc="http://schemas.microsoft.com/office/word/2010/wordprocessingCanvas" xmlns:cx="http://schemas.microsoft.com/office/drawing/2014/chartex" xmlns:cx1="http://schemas.microsoft.com/office/drawing/2015/9/8/chartex" xmlns:cx2="http://schemas.microsoft.com/office/drawing/2015/10/21/chartex" xmlns:cx3="http://schemas.microsoft.com/office/drawing/2016/5/9/chartex" xmlns:cx4="http://schemas.microsoft.com/office/drawing/2016/5/10/chartex" xmlns:cx5="http://schemas.microsoft.com/office/drawing/2016/5/11/chartex" xmlns:cx6="http://schemas.microsoft.com/office/drawing/2016/5/12/chartex" xmlns:cx7="http://schemas.microsoft.com/office/drawing/2016/5/13/chartex" xmlns:cx8="http://schemas.microsoft.com/office/drawing/2016/5/14/chartex" xmlns:mc="http://schemas.openxmlformats.org/markup-compatibility/2006" xmlns:aink="http://schemas.microsoft.com/office/drawing/2016/ink" xmlns:am3d="http://schemas.microsoft.com/office/drawing/2017/model3d" xmlns:o="urn:schemas-microsoft-com:office:office" xmlns:oel="http://schemas.microsoft.com/office/2019/extlst" xmlns:r="http://schemas.openxmlformats.org/officeDocument/2006/relationships" xmlns:m="http://schemas.openxmlformats.org/officeDocument/2006/math" xmlns:v="urn:schemas-microsoft-com:vml" xmlns:wp14="http://schemas.microsoft.com/office/word/2010/wordprocessingDrawing" xmlns:wp="http://schemas.openxmlformats.org/drawingml/2006/wordprocessingDrawing" xmlns:w10="urn:schemas-microsoft-com:office:word" xmlns:w="http://schemas.openxmlformats.org/wordprocessingml/2006/main" xmlns:w14="http://schemas.microsoft.com/office/word/2010/wordml" xmlns:w15="http://schemas.microsoft.com/office/word/2012/wordml" xmlns:w16cex="http://schemas.microsoft.com/office/word/2018/wordml/cex" xmlns:w16cid="http://schemas.microsoft.com/office/word/2016/wordml/cid" xmlns:w16="http://schemas.microsoft.com/office/word/2018/wordml" xmlns:w16du="http://schemas.microsoft.com/office/word/2023/wordml/word16du" xmlns:w16sdtdh="http://schemas.microsoft.com/office/word/2020/wordml/sdtdatahash" xmlns:w16sdtfl="http://schemas.microsoft.com/office/word/2024/wordml/sdtformatlock" xmlns:w16se="http://schemas.microsoft.com/office/word/2015/wordml/symex" xmlns:wpg="http://schemas.microsoft.com/office/word/2010/wordprocessingGroup" xmlns:wpi="http://schemas.microsoft.com/office/word/2010/wordprocessingInk" xmlns:wne="http://schemas.microsoft.com/office/word/2006/wordml" xmlns:wps="http://schemas.microsoft.com/office/word/2010/wordprocessingShape" mc:Ignorable="w14 w15 w16se w16cid w16 w16cex w16sdtdh w16sdtfl w16du wp14">
+  <w:footnote w:type="separator" w:id="-1">
+    <w:p>
+      <w:pPr>
+        <w:spacing w:after="0"/>
+      </w:pPr>
+      <w:r>
+        <w:separator/>
+      </w:r>
+    </w:p>
+  </w:footnote>
+  <w:footnote w:type="continuationSeparator" w:id="0">
+    <w:p>
+      <w:pPr>
+        <w:spacing w:after="0"/>
+      </w:pPr>
+      <w:r>
+        <w:continuationSeparator/>
+      </w:r>
+    </w:p>
+  </w:footnote>
+</w:footnotes>
+</file>
+
+<file path=word/header1.xml><?xml version="1.0" encoding="utf-8"?>
+<w:hdr xmlns:wpc="http://schemas.microsoft.com/office/word/2010/wordprocessingCanvas" xmlns:cx="http://schemas.microsoft.com/office/drawing/2014/chartex" xmlns:cx1="http://schemas.microsoft.com/office/drawing/2015/9/8/chartex" xmlns:cx2="http://schemas.microsoft.com/office/drawing/2015/10/21/chartex" xmlns:cx3="http://schemas.microsoft.com/office/drawing/2016/5/9/chartex" xmlns:cx4="http://schemas.microsoft.com/office/drawing/2016/5/10/chartex" xmlns:cx5="http://schemas.microsoft.com/office/drawing/2016/5/11/chartex" xmlns:cx6="http://schemas.microsoft.com/office/drawing/2016/5/12/chartex" xmlns:cx7="http://schemas.microsoft.com/office/drawing/2016/5/13/chartex" xmlns:cx8="http://schemas.microsoft.com/office/drawing/2016/5/14/chartex" xmlns:mc="http://schemas.openxmlformats.org/markup-compatibility/2006" xmlns:aink="http://schemas.microsoft.com/office/drawing/2016/ink" xmlns:am3d="http://schemas.microsoft.com/office/drawing/2017/model3d" xmlns:o="urn:schemas-microsoft-com:office:office" xmlns:oel="http://schemas.microsoft.com/office/2019/extlst" xmlns:r="http://schemas.openxmlformats.org/officeDocument/2006/relationships" xmlns:m="http://schemas.openxmlformats.org/officeDocument/2006/math" xmlns:v="urn:schemas-microsoft-com:vml" xmlns:wp14="http://schemas.microsoft.com/office/word/2010/wordprocessingDrawing" xmlns:wp="http://schemas.openxmlformats.org/drawingml/2006/wordprocessingDrawing" xmlns:w10="urn:schemas-microsoft-com:office:word" xmlns:w="http://schemas.openxmlformats.org/wordprocessingml/2006/main" xmlns:w14="http://schemas.microsoft.com/office/word/2010/wordml" xmlns:w15="http://schemas.microsoft.com/office/word/2012/wordml" xmlns:w16cex="http://schemas.microsoft.com/office/word/2018/wordml/cex" xmlns:w16cid="http://schemas.microsoft.com/office/word/2016/wordml/cid" xmlns:w16="http://schemas.microsoft.com/office/word/2018/wordml" xmlns:w16du="http://schemas.microsoft.com/office/word/2023/wordml/word16du" xmlns:w16sdtdh="http://schemas.microsoft.com/office/word/2020/wordml/sdtdatahash" xmlns:w16sdtfl="http://schemas.microsoft.com/office/word/2024/wordml/sdtformatlock" xmlns:w16se="http://schemas.microsoft.com/office/word/2015/wordml/symex" xmlns:wpg="http://schemas.microsoft.com/office/word/2010/wordprocessingGroup" xmlns:wpi="http://schemas.microsoft.com/office/word/2010/wordprocessingInk" xmlns:wne="http://schemas.microsoft.com/office/word/2006/wordml" xmlns:wps="http://schemas.microsoft.com/office/word/2010/wordprocessingShape" mc:Ignorable="w14 w15 w16se w16cid w16 w16cex w16sdtdh w16sdtfl w16du wp14">
+  <w:p>
+    <w:pPr>
+      <w:pStyle w:val="En-tte"/>
+      <w:pBdr>
+        <w:bottom w:val="single" w:sz="4" w:space="1" w:color="EE0000"/>
+      </w:pBdr>
+      <w:tabs>
+        <w:tab w:val="clear" w:pos="9072"/>
+        <w:tab w:val="right" w:pos="9356"/>
+      </w:tabs>
+    </w:pPr>
+    <w:r>
+      <w:rPr>
+        <w:noProof/>
+      </w:rPr>
+      <w:drawing>
+        <wp:inline distT="0" distB="0" distL="0" distR="0" wp14:anchorId="243E0A04" wp14:editId="4934E747">
+          <wp:extent cx="341631" cy="333375"/>
+          <wp:effectExtent l="0" t="0" r="0" b="0"/>
+          <wp:docPr id="967049734" name="Picture" descr="AIMEDIArt — signe distinctif"/>
+          <wp:cNvGraphicFramePr/>
+          <a:graphic xmlns:a="http://schemas.openxmlformats.org/drawingml/2006/main">
+            <a:graphicData uri="http://schemas.openxmlformats.org/drawingml/2006/picture">
+              <pic:pic xmlns:pic="http://schemas.openxmlformats.org/drawingml/2006/picture">
+                <pic:nvPicPr>
+                  <pic:cNvPr id="11" name="Picture" descr="../public/brand/aimediart-logo-block.png"/>
+                  <pic:cNvPicPr>
+                    <a:picLocks noChangeAspect="1" noChangeArrowheads="1"/>
+                  </pic:cNvPicPr>
+                </pic:nvPicPr>
+                <pic:blipFill rotWithShape="1">
+                  <a:blip r:embed="rId1"/>
+                  <a:srcRect r="75455"/>
+                  <a:stretch>
+                    <a:fillRect/>
+                  </a:stretch>
+                </pic:blipFill>
+                <pic:spPr bwMode="auto">
+                  <a:xfrm>
+                    <a:off x="0" y="0"/>
+                    <a:ext cx="350606" cy="342133"/>
+                  </a:xfrm>
+                  <a:prstGeom prst="rect">
+                    <a:avLst/>
+                  </a:prstGeom>
+                  <a:noFill/>
+                  <a:ln>
+                    <a:noFill/>
+                  </a:ln>
+                  <a:extLst>
+                    <a:ext uri="{53640926-AAD7-44D8-BBD7-CCE9431645EC}">
+                      <a14:shadowObscured xmlns:a14="http://schemas.microsoft.com/office/drawing/2010/main"/>
+                    </a:ext>
+                  </a:extLst>
+                </pic:spPr>
+              </pic:pic>
+            </a:graphicData>
+          </a:graphic>
+        </wp:inline>
+      </w:drawing>
+    </w:r>
+    <w:r>
+      <w:rPr>
+        <w:noProof/>
+      </w:rPr>
+      <w:drawing>
+        <wp:inline distT="0" distB="0" distL="0" distR="0" wp14:anchorId="0EFBF399" wp14:editId="6F9D6073">
+          <wp:extent cx="1285875" cy="186147"/>
+          <wp:effectExtent l="0" t="0" r="0" b="0"/>
+          <wp:docPr id="98801301" name="Picture" descr="AIMEDIArt — signe distinctif"/>
+          <wp:cNvGraphicFramePr/>
+          <a:graphic xmlns:a="http://schemas.openxmlformats.org/drawingml/2006/main">
+            <a:graphicData uri="http://schemas.openxmlformats.org/drawingml/2006/picture">
+              <pic:pic xmlns:pic="http://schemas.openxmlformats.org/drawingml/2006/picture">
+                <pic:nvPicPr>
+                  <pic:cNvPr id="11" name="Picture" descr="../public/brand/aimediart-logo-block.png"/>
+                  <pic:cNvPicPr>
+                    <a:picLocks noChangeAspect="1" noChangeArrowheads="1"/>
+                  </pic:cNvPicPr>
+                </pic:nvPicPr>
+                <pic:blipFill rotWithShape="1">
+                  <a:blip r:embed="rId1"/>
+                  <a:srcRect l="27921" b="56436"/>
+                  <a:stretch>
+                    <a:fillRect/>
+                  </a:stretch>
+                </pic:blipFill>
+                <pic:spPr bwMode="auto">
+                  <a:xfrm>
+                    <a:off x="0" y="0"/>
+                    <a:ext cx="1319387" cy="190998"/>
+                  </a:xfrm>
+                  <a:prstGeom prst="rect">
+                    <a:avLst/>
+                  </a:prstGeom>
+                  <a:noFill/>
+                  <a:ln>
+                    <a:noFill/>
+                  </a:ln>
+                  <a:extLst>
+                    <a:ext uri="{53640926-AAD7-44D8-BBD7-CCE9431645EC}">
+                      <a14:shadowObscured xmlns:a14="http://schemas.microsoft.com/office/drawing/2010/main"/>
+                    </a:ext>
+                  </a:extLst>
+                </pic:spPr>
+              </pic:pic>
+            </a:graphicData>
+          </a:graphic>
+        </wp:inline>
+      </w:drawing>
+    </w:r>
+    <w:r>
+      <w:tab/>
+    </w:r>
+    <w:r>
+      <w:tab/>
+      <w:t xml:space="preserve">Page </w:t>
+    </w:r>
+    <w:r>
+      <w:fldChar w:fldCharType="begin"/>
+    </w:r>
+    <w:r>
+      <w:instrText xml:space="preserve"> PAGE   \* MERGEFORMAT </w:instrText>
+    </w:r>
+    <w:r>
+      <w:fldChar w:fldCharType="separate"/>
+    </w:r>
+    <w:r>
+      <w:rPr>
+        <w:noProof/>
+      </w:rPr>
+      <w:t>2</w:t>
+    </w:r>
+    <w:r>
+      <w:fldChar w:fldCharType="end"/>
+    </w:r>
+    <w:r>
+      <w:t xml:space="preserve"> / </w:t>
+    </w:r>
+    <w:fldSimple w:instr=" NUMPAGES   \* MERGEFORMAT ">
+      <w:r>
+        <w:rPr>
+          <w:noProof/>
+        </w:rPr>
+        <w:t>21</w:t>
+      </w:r>
+    </w:fldSimple>
+  </w:p>
+</w:hdr>
+</file>
+
+<file path=word/header2.xml><?xml version="1.0" encoding="utf-8"?>
+<w:hdr xmlns:wpc="http://schemas.microsoft.com/office/word/2010/wordprocessingCanvas" xmlns:cx="http://schemas.microsoft.com/office/drawing/2014/chartex" xmlns:cx1="http://schemas.microsoft.com/office/drawing/2015/9/8/chartex" xmlns:cx2="http://schemas.microsoft.com/office/drawing/2015/10/21/chartex" xmlns:cx3="http://schemas.microsoft.com/office/drawing/2016/5/9/chartex" xmlns:cx4="http://schemas.microsoft.com/office/drawing/2016/5/10/chartex" xmlns:cx5="http://schemas.microsoft.com/office/drawing/2016/5/11/chartex" xmlns:cx6="http://schemas.microsoft.com/office/drawing/2016/5/12/chartex" xmlns:cx7="http://schemas.microsoft.com/office/drawing/2016/5/13/chartex" xmlns:cx8="http://schemas.microsoft.com/office/drawing/2016/5/14/chartex" xmlns:mc="http://schemas.openxmlformats.org/markup-compatibility/2006" xmlns:aink="http://schemas.microsoft.com/office/drawing/2016/ink" xmlns:am3d="http://schemas.microsoft.com/office/drawing/2017/model3d" xmlns:o="urn:schemas-microsoft-com:office:office" xmlns:oel="http://schemas.microsoft.com/office/2019/extlst" xmlns:r="http://schemas.openxmlformats.org/officeDocument/2006/relationships" xmlns:m="http://schemas.openxmlformats.org/officeDocument/2006/math" xmlns:v="urn:schemas-microsoft-com:vml" xmlns:wp14="http://schemas.microsoft.com/office/word/2010/wordprocessingDrawing" xmlns:wp="http://schemas.openxmlformats.org/drawingml/2006/wordprocessingDrawing" xmlns:w10="urn:schemas-microsoft-com:office:word" xmlns:w="http://schemas.openxmlformats.org/wordprocessingml/2006/main" xmlns:w14="http://schemas.microsoft.com/office/word/2010/wordml" xmlns:w15="http://schemas.microsoft.com/office/word/2012/wordml" xmlns:w16cex="http://schemas.microsoft.com/office/word/2018/wordml/cex" xmlns:w16cid="http://schemas.microsoft.com/office/word/2016/wordml/cid" xmlns:w16="http://schemas.microsoft.com/office/word/2018/wordml" xmlns:w16du="http://schemas.microsoft.com/office/word/2023/wordml/word16du" xmlns:w16sdtdh="http://schemas.microsoft.com/office/word/2020/wordml/sdtdatahash" xmlns:w16sdtfl="http://schemas.microsoft.com/office/word/2024/wordml/sdtformatlock" xmlns:w16se="http://schemas.microsoft.com/office/word/2015/wordml/symex" xmlns:wpg="http://schemas.microsoft.com/office/word/2010/wordprocessingGroup" xmlns:wpi="http://schemas.microsoft.com/office/word/2010/wordprocessingInk" xmlns:wne="http://schemas.microsoft.com/office/word/2006/wordml" xmlns:wps="http://schemas.microsoft.com/office/word/2010/wordprocessingShape" mc:Ignorable="w14 w15 w16se w16cid w16 w16cex w16sdtdh w16sdtfl w16du wp14">
+  <w:p>
+    <w:pPr>
+      <w:pStyle w:val="En-tte"/>
+    </w:pPr>
+    <w:r>
+      <w:rPr>
+        <w:noProof/>
+      </w:rPr>
+      <w:drawing>
+        <wp:inline distT="0" distB="0" distL="0" distR="0" wp14:anchorId="575075A2" wp14:editId="44BDAE21">
+          <wp:extent cx="3105150" cy="743748"/>
+          <wp:effectExtent l="0" t="0" r="0" b="0"/>
+          <wp:docPr id="604268877" name="Picture" descr="AIMEDIArt — signe distinctif"/>
+          <wp:cNvGraphicFramePr/>
+          <a:graphic xmlns:a="http://schemas.openxmlformats.org/drawingml/2006/main">
+            <a:graphicData uri="http://schemas.openxmlformats.org/drawingml/2006/picture">
+              <pic:pic xmlns:pic="http://schemas.openxmlformats.org/drawingml/2006/picture">
+                <pic:nvPicPr>
+                  <pic:cNvPr id="11" name="Picture" descr="../public/brand/aimediart-logo-block.png"/>
+                  <pic:cNvPicPr>
+                    <a:picLocks noChangeAspect="1" noChangeArrowheads="1"/>
+                  </pic:cNvPicPr>
+                </pic:nvPicPr>
+                <pic:blipFill>
+                  <a:blip r:embed="rId1"/>
+                  <a:stretch>
+                    <a:fillRect/>
+                  </a:stretch>
+                </pic:blipFill>
+                <pic:spPr bwMode="auto">
+                  <a:xfrm>
+                    <a:off x="0" y="0"/>
+                    <a:ext cx="3133358" cy="750504"/>
+                  </a:xfrm>
+                  <a:prstGeom prst="rect">
+                    <a:avLst/>
+                  </a:prstGeom>
+                  <a:noFill/>
+                  <a:ln w="9525">
+                    <a:noFill/>
+                    <a:headEnd/>
+                    <a:tailEnd/>
+                  </a:ln>
+                </pic:spPr>
+              </pic:pic>
+            </a:graphicData>
+          </a:graphic>
+        </wp:inline>
+      </w:drawing>
+    </w:r>
+  </w:p>
+</w:hdr>
+</file>
+
 <file path=word/numbering.xml><?xml version="1.0" encoding="utf-8"?>
 <w:numbering xmlns:wpc="http://schemas.microsoft.com/office/word/2010/wordprocessingCanvas" xmlns:cx="http://schemas.microsoft.com/office/drawing/2014/chartex" xmlns:cx1="http://schemas.microsoft.com/office/drawing/2015/9/8/chartex" xmlns:cx2="http://schemas.microsoft.com/office/drawing/2015/10/21/chartex" xmlns:cx3="http://schemas.microsoft.com/office/drawing/2016/5/9/chartex" xmlns:cx4="http://schemas.microsoft.com/office/drawing/2016/5/10/chartex" xmlns:cx5="http://schemas.microsoft.com/office/drawing/2016/5/11/chartex" xmlns:cx6="http://schemas.microsoft.com/office/drawing/2016/5/12/chartex" xmlns:cx7="http://schemas.microsoft.com/office/drawing/2016/5/13/chartex" xmlns:cx8="http://schemas.microsoft.com/office/drawing/2016/5/14/chartex" xmlns:mc="http://schemas.openxmlformats.org/markup-compatibility/2006" xmlns:aink="http://schemas.microsoft.com/office/drawing/2016/ink" xmlns:am3d="http://schemas.microsoft.com/office/drawing/2017/model3d" xmlns:o="urn:schemas-microsoft-com:office:office" xmlns:oel="http://schemas.microsoft.com/office/2019/extlst" xmlns:r="http://schemas.openxmlformats.org/officeDocument/2006/relationships" xmlns:m="http://schemas.openxmlformats.org/officeDocument/2006/math" xmlns:v="urn:schemas-microsoft-com:vml" xmlns:wp14="http://schemas.microsoft.com/office/word/2010/wordprocessingDrawing" xmlns:wp="http://schemas.openxmlformats.org/drawingml/2006/wordprocessingDrawing" xmlns:w10="urn:schemas-microsoft-com:office:word" xmlns:w="http://schemas.openxmlformats.org/wordprocessingml/2006/main" xmlns:w14="http://schemas.microsoft.com/office/word/2010/wordml" xmlns:w15="http://schemas.microsoft.com/office/word/2012/wordml" xmlns:w16cex="http://schemas.microsoft.com/office/word/2018/wordml/cex" xmlns:w16cid="http://schemas.microsoft.com/office/word/2016/wordml/cid" xmlns:w16="http://schemas.microsoft.com/office/word/2018/wordml" xmlns:w16du="http://schemas.microsoft.com/office/word/2023/wordml/word16du" xmlns:w16sdtdh="http://schemas.microsoft.com/office/word/2020/wordml/sdtdatahash" xmlns:w16sdtfl="http://schemas.microsoft.com/office/word/2024/wordml/sdtformatlock" xmlns:w16se="http://schemas.microsoft.com/office/word/2015/wordml/symex" xmlns:wpg="http://schemas.microsoft.com/office/word/2010/wordprocessingGroup" xmlns:wpi="http://schemas.microsoft.com/office/word/2010/wordprocessingInk" xmlns:wne="http://schemas.microsoft.com/office/word/2006/wordml" xmlns:wps="http://schemas.microsoft.com/office/word/2010/wordprocessingShape" mc:Ignorable="w14 w15 w16se w16cid w16 w16cex w16sdtdh w16sdtfl w16du wp14">
+  <w:numPicBullet w:numPicBulletId="0">
+    <w:pict>
+      <v:rect id="_x0000_i1025" style="width:0;height:1.5pt" o:hralign="center" o:bullet="t" o:hrstd="t" o:hr="t"/>
+    </w:pict>
+  </w:numPicBullet>
   <w:abstractNum w:abstractNumId="0" w15:restartNumberingAfterBreak="0">
     <w:nsid w:val="0000A990"/>
     <w:multiLevelType w:val="multilevel"/>
-    <w:tmpl w:val="4B74342A"/>
+    <w:tmpl w:val="8C5AEB74"/>
     <w:lvl w:ilvl="0">
       <w:numFmt w:val="bullet"/>
       <w:lvlText w:val=" "/>
@@ -1066,7 +1453,7 @@
   <w:abstractNum w:abstractNumId="1" w15:restartNumberingAfterBreak="0">
     <w:nsid w:val="0000A991"/>
     <w:multiLevelType w:val="multilevel"/>
-    <w:tmpl w:val="986864BC"/>
+    <w:tmpl w:val="0CEE7B1C"/>
     <w:lvl w:ilvl="0">
       <w:numFmt w:val="bullet"/>
       <w:lvlText w:val=""/>
@@ -1167,14 +1554,1080 @@
       </w:rPr>
     </w:lvl>
   </w:abstractNum>
-  <w:num w:numId="1" w16cid:durableId="1051882026">
+  <w:abstractNum w:abstractNumId="2" w15:restartNumberingAfterBreak="0">
+    <w:nsid w:val="0000A992"/>
+    <w:multiLevelType w:val="multilevel"/>
+    <w:tmpl w:val="362A4488"/>
+    <w:lvl w:ilvl="0">
+      <w:numFmt w:val="bullet"/>
+      <w:lvlText w:val="☐"/>
+      <w:lvlJc w:val="left"/>
+      <w:pPr>
+        <w:ind w:left="720" w:hanging="360"/>
+      </w:pPr>
+    </w:lvl>
+    <w:lvl w:ilvl="1">
+      <w:numFmt w:val="bullet"/>
+      <w:lvlText w:val="☐"/>
+      <w:lvlJc w:val="left"/>
+      <w:pPr>
+        <w:ind w:left="1440" w:hanging="360"/>
+      </w:pPr>
+    </w:lvl>
+    <w:lvl w:ilvl="2">
+      <w:numFmt w:val="bullet"/>
+      <w:lvlText w:val="☐"/>
+      <w:lvlJc w:val="left"/>
+      <w:pPr>
+        <w:ind w:left="2160" w:hanging="360"/>
+      </w:pPr>
+    </w:lvl>
+    <w:lvl w:ilvl="3">
+      <w:numFmt w:val="bullet"/>
+      <w:lvlText w:val="☐"/>
+      <w:lvlJc w:val="left"/>
+      <w:pPr>
+        <w:ind w:left="2880" w:hanging="360"/>
+      </w:pPr>
+    </w:lvl>
+    <w:lvl w:ilvl="4">
+      <w:numFmt w:val="bullet"/>
+      <w:lvlText w:val="☐"/>
+      <w:lvlJc w:val="left"/>
+      <w:pPr>
+        <w:ind w:left="3600" w:hanging="360"/>
+      </w:pPr>
+    </w:lvl>
+    <w:lvl w:ilvl="5">
+      <w:numFmt w:val="bullet"/>
+      <w:lvlText w:val="☐"/>
+      <w:lvlJc w:val="left"/>
+      <w:pPr>
+        <w:ind w:left="4320" w:hanging="360"/>
+      </w:pPr>
+    </w:lvl>
+    <w:lvl w:ilvl="6">
+      <w:numFmt w:val="bullet"/>
+      <w:lvlText w:val="☐"/>
+      <w:lvlJc w:val="left"/>
+      <w:pPr>
+        <w:ind w:left="5040" w:hanging="360"/>
+      </w:pPr>
+    </w:lvl>
+    <w:lvl w:ilvl="7">
+      <w:numFmt w:val="bullet"/>
+      <w:lvlText w:val="☐"/>
+      <w:lvlJc w:val="left"/>
+      <w:pPr>
+        <w:ind w:left="5760" w:hanging="360"/>
+      </w:pPr>
+    </w:lvl>
+    <w:lvl w:ilvl="8">
+      <w:numFmt w:val="bullet"/>
+      <w:lvlText w:val="☐"/>
+      <w:lvlJc w:val="left"/>
+      <w:pPr>
+        <w:ind w:left="6480" w:hanging="360"/>
+      </w:pPr>
+    </w:lvl>
+  </w:abstractNum>
+  <w:abstractNum w:abstractNumId="3" w15:restartNumberingAfterBreak="0">
+    <w:nsid w:val="0000A993"/>
+    <w:multiLevelType w:val="multilevel"/>
+    <w:tmpl w:val="1E10B894"/>
+    <w:lvl w:ilvl="0">
+      <w:numFmt w:val="bullet"/>
+      <w:lvlText w:val="☒"/>
+      <w:lvlJc w:val="left"/>
+      <w:pPr>
+        <w:ind w:left="720" w:hanging="360"/>
+      </w:pPr>
+    </w:lvl>
+    <w:lvl w:ilvl="1">
+      <w:numFmt w:val="bullet"/>
+      <w:lvlText w:val="☒"/>
+      <w:lvlJc w:val="left"/>
+      <w:pPr>
+        <w:ind w:left="1440" w:hanging="360"/>
+      </w:pPr>
+    </w:lvl>
+    <w:lvl w:ilvl="2">
+      <w:numFmt w:val="bullet"/>
+      <w:lvlText w:val="☒"/>
+      <w:lvlJc w:val="left"/>
+      <w:pPr>
+        <w:ind w:left="2160" w:hanging="360"/>
+      </w:pPr>
+    </w:lvl>
+    <w:lvl w:ilvl="3">
+      <w:numFmt w:val="bullet"/>
+      <w:lvlText w:val="☒"/>
+      <w:lvlJc w:val="left"/>
+      <w:pPr>
+        <w:ind w:left="2880" w:hanging="360"/>
+      </w:pPr>
+    </w:lvl>
+    <w:lvl w:ilvl="4">
+      <w:numFmt w:val="bullet"/>
+      <w:lvlText w:val="☒"/>
+      <w:lvlJc w:val="left"/>
+      <w:pPr>
+        <w:ind w:left="3600" w:hanging="360"/>
+      </w:pPr>
+    </w:lvl>
+    <w:lvl w:ilvl="5">
+      <w:numFmt w:val="bullet"/>
+      <w:lvlText w:val="☒"/>
+      <w:lvlJc w:val="left"/>
+      <w:pPr>
+        <w:ind w:left="4320" w:hanging="360"/>
+      </w:pPr>
+    </w:lvl>
+    <w:lvl w:ilvl="6">
+      <w:numFmt w:val="bullet"/>
+      <w:lvlText w:val="☒"/>
+      <w:lvlJc w:val="left"/>
+      <w:pPr>
+        <w:ind w:left="5040" w:hanging="360"/>
+      </w:pPr>
+    </w:lvl>
+    <w:lvl w:ilvl="7">
+      <w:numFmt w:val="bullet"/>
+      <w:lvlText w:val="☒"/>
+      <w:lvlJc w:val="left"/>
+      <w:pPr>
+        <w:ind w:left="5760" w:hanging="360"/>
+      </w:pPr>
+    </w:lvl>
+    <w:lvl w:ilvl="8">
+      <w:numFmt w:val="bullet"/>
+      <w:lvlText w:val="☒"/>
+      <w:lvlJc w:val="left"/>
+      <w:pPr>
+        <w:ind w:left="6480" w:hanging="360"/>
+      </w:pPr>
+    </w:lvl>
+  </w:abstractNum>
+  <w:abstractNum w:abstractNumId="4" w15:restartNumberingAfterBreak="0">
+    <w:nsid w:val="00A99411"/>
+    <w:multiLevelType w:val="multilevel"/>
+    <w:tmpl w:val="C8DE95FE"/>
+    <w:lvl w:ilvl="0">
+      <w:start w:val="1"/>
+      <w:numFmt w:val="decimal"/>
+      <w:lvlText w:val="%1."/>
+      <w:lvlJc w:val="left"/>
+      <w:pPr>
+        <w:ind w:left="720" w:hanging="360"/>
+      </w:pPr>
+    </w:lvl>
+    <w:lvl w:ilvl="1">
+      <w:start w:val="1"/>
+      <w:numFmt w:val="decimal"/>
+      <w:lvlText w:val="%2."/>
+      <w:lvlJc w:val="left"/>
+      <w:pPr>
+        <w:ind w:left="1440" w:hanging="360"/>
+      </w:pPr>
+    </w:lvl>
+    <w:lvl w:ilvl="2">
+      <w:start w:val="1"/>
+      <w:numFmt w:val="decimal"/>
+      <w:lvlText w:val="%3."/>
+      <w:lvlJc w:val="left"/>
+      <w:pPr>
+        <w:ind w:left="2160" w:hanging="360"/>
+      </w:pPr>
+    </w:lvl>
+    <w:lvl w:ilvl="3">
+      <w:start w:val="1"/>
+      <w:numFmt w:val="decimal"/>
+      <w:lvlText w:val="%4."/>
+      <w:lvlJc w:val="left"/>
+      <w:pPr>
+        <w:ind w:left="2880" w:hanging="360"/>
+      </w:pPr>
+    </w:lvl>
+    <w:lvl w:ilvl="4">
+      <w:start w:val="1"/>
+      <w:numFmt w:val="decimal"/>
+      <w:lvlText w:val="%5."/>
+      <w:lvlJc w:val="left"/>
+      <w:pPr>
+        <w:ind w:left="3600" w:hanging="360"/>
+      </w:pPr>
+    </w:lvl>
+    <w:lvl w:ilvl="5">
+      <w:start w:val="1"/>
+      <w:numFmt w:val="decimal"/>
+      <w:lvlText w:val="%6."/>
+      <w:lvlJc w:val="left"/>
+      <w:pPr>
+        <w:ind w:left="4320" w:hanging="360"/>
+      </w:pPr>
+    </w:lvl>
+    <w:lvl w:ilvl="6">
+      <w:start w:val="1"/>
+      <w:numFmt w:val="decimal"/>
+      <w:lvlText w:val="%7."/>
+      <w:lvlJc w:val="left"/>
+      <w:pPr>
+        <w:ind w:left="5040" w:hanging="360"/>
+      </w:pPr>
+    </w:lvl>
+    <w:lvl w:ilvl="7">
+      <w:start w:val="1"/>
+      <w:numFmt w:val="decimal"/>
+      <w:lvlText w:val="%8."/>
+      <w:lvlJc w:val="left"/>
+      <w:pPr>
+        <w:ind w:left="5760" w:hanging="360"/>
+      </w:pPr>
+    </w:lvl>
+    <w:lvl w:ilvl="8">
+      <w:start w:val="1"/>
+      <w:numFmt w:val="decimal"/>
+      <w:lvlText w:val="%9."/>
+      <w:lvlJc w:val="left"/>
+      <w:pPr>
+        <w:ind w:left="6480" w:hanging="360"/>
+      </w:pPr>
+    </w:lvl>
+  </w:abstractNum>
+  <w:abstractNum w:abstractNumId="5" w15:restartNumberingAfterBreak="0">
+    <w:nsid w:val="17F84310"/>
+    <w:multiLevelType w:val="hybridMultilevel"/>
+    <w:tmpl w:val="FF82A196"/>
+    <w:lvl w:ilvl="0" w:tplc="280831E8">
+      <w:numFmt w:val="bullet"/>
+      <w:lvlText w:val="-"/>
+      <w:lvlJc w:val="left"/>
+      <w:pPr>
+        <w:ind w:left="720" w:hanging="360"/>
+      </w:pPr>
+      <w:rPr>
+        <w:rFonts w:ascii="Aptos" w:eastAsiaTheme="minorEastAsia" w:hAnsi="Aptos" w:cstheme="minorBidi" w:hint="default"/>
+      </w:rPr>
+    </w:lvl>
+    <w:lvl w:ilvl="1" w:tplc="040C0003" w:tentative="1">
+      <w:start w:val="1"/>
+      <w:numFmt w:val="bullet"/>
+      <w:lvlText w:val="o"/>
+      <w:lvlJc w:val="left"/>
+      <w:pPr>
+        <w:ind w:left="1440" w:hanging="360"/>
+      </w:pPr>
+      <w:rPr>
+        <w:rFonts w:ascii="Courier New" w:hAnsi="Courier New" w:cs="Courier New" w:hint="default"/>
+      </w:rPr>
+    </w:lvl>
+    <w:lvl w:ilvl="2" w:tplc="040C0005" w:tentative="1">
+      <w:start w:val="1"/>
+      <w:numFmt w:val="bullet"/>
+      <w:lvlText w:val=""/>
+      <w:lvlJc w:val="left"/>
+      <w:pPr>
+        <w:ind w:left="2160" w:hanging="360"/>
+      </w:pPr>
+      <w:rPr>
+        <w:rFonts w:ascii="Wingdings" w:hAnsi="Wingdings" w:hint="default"/>
+      </w:rPr>
+    </w:lvl>
+    <w:lvl w:ilvl="3" w:tplc="040C0001" w:tentative="1">
+      <w:start w:val="1"/>
+      <w:numFmt w:val="bullet"/>
+      <w:lvlText w:val=""/>
+      <w:lvlJc w:val="left"/>
+      <w:pPr>
+        <w:ind w:left="2880" w:hanging="360"/>
+      </w:pPr>
+      <w:rPr>
+        <w:rFonts w:ascii="Symbol" w:hAnsi="Symbol" w:hint="default"/>
+      </w:rPr>
+    </w:lvl>
+    <w:lvl w:ilvl="4" w:tplc="040C0003" w:tentative="1">
+      <w:start w:val="1"/>
+      <w:numFmt w:val="bullet"/>
+      <w:lvlText w:val="o"/>
+      <w:lvlJc w:val="left"/>
+      <w:pPr>
+        <w:ind w:left="3600" w:hanging="360"/>
+      </w:pPr>
+      <w:rPr>
+        <w:rFonts w:ascii="Courier New" w:hAnsi="Courier New" w:cs="Courier New" w:hint="default"/>
+      </w:rPr>
+    </w:lvl>
+    <w:lvl w:ilvl="5" w:tplc="040C0005" w:tentative="1">
+      <w:start w:val="1"/>
+      <w:numFmt w:val="bullet"/>
+      <w:lvlText w:val=""/>
+      <w:lvlJc w:val="left"/>
+      <w:pPr>
+        <w:ind w:left="4320" w:hanging="360"/>
+      </w:pPr>
+      <w:rPr>
+        <w:rFonts w:ascii="Wingdings" w:hAnsi="Wingdings" w:hint="default"/>
+      </w:rPr>
+    </w:lvl>
+    <w:lvl w:ilvl="6" w:tplc="040C0001" w:tentative="1">
+      <w:start w:val="1"/>
+      <w:numFmt w:val="bullet"/>
+      <w:lvlText w:val=""/>
+      <w:lvlJc w:val="left"/>
+      <w:pPr>
+        <w:ind w:left="5040" w:hanging="360"/>
+      </w:pPr>
+      <w:rPr>
+        <w:rFonts w:ascii="Symbol" w:hAnsi="Symbol" w:hint="default"/>
+      </w:rPr>
+    </w:lvl>
+    <w:lvl w:ilvl="7" w:tplc="040C0003" w:tentative="1">
+      <w:start w:val="1"/>
+      <w:numFmt w:val="bullet"/>
+      <w:lvlText w:val="o"/>
+      <w:lvlJc w:val="left"/>
+      <w:pPr>
+        <w:ind w:left="5760" w:hanging="360"/>
+      </w:pPr>
+      <w:rPr>
+        <w:rFonts w:ascii="Courier New" w:hAnsi="Courier New" w:cs="Courier New" w:hint="default"/>
+      </w:rPr>
+    </w:lvl>
+    <w:lvl w:ilvl="8" w:tplc="040C0005" w:tentative="1">
+      <w:start w:val="1"/>
+      <w:numFmt w:val="bullet"/>
+      <w:lvlText w:val=""/>
+      <w:lvlJc w:val="left"/>
+      <w:pPr>
+        <w:ind w:left="6480" w:hanging="360"/>
+      </w:pPr>
+      <w:rPr>
+        <w:rFonts w:ascii="Wingdings" w:hAnsi="Wingdings" w:hint="default"/>
+      </w:rPr>
+    </w:lvl>
+  </w:abstractNum>
+  <w:abstractNum w:abstractNumId="6" w15:restartNumberingAfterBreak="0">
+    <w:nsid w:val="27FE62FF"/>
+    <w:multiLevelType w:val="hybridMultilevel"/>
+    <w:tmpl w:val="AB56AAB4"/>
+    <w:lvl w:ilvl="0" w:tplc="D286D66C">
+      <w:start w:val="1"/>
+      <w:numFmt w:val="bullet"/>
+      <w:lvlText w:val="-"/>
+      <w:lvlJc w:val="left"/>
+      <w:pPr>
+        <w:ind w:left="720" w:hanging="360"/>
+      </w:pPr>
+      <w:rPr>
+        <w:rFonts w:ascii="Aptos" w:eastAsiaTheme="minorEastAsia" w:hAnsi="Aptos" w:cstheme="minorBidi" w:hint="default"/>
+      </w:rPr>
+    </w:lvl>
+    <w:lvl w:ilvl="1" w:tplc="040C0003" w:tentative="1">
+      <w:start w:val="1"/>
+      <w:numFmt w:val="bullet"/>
+      <w:lvlText w:val="o"/>
+      <w:lvlJc w:val="left"/>
+      <w:pPr>
+        <w:ind w:left="1440" w:hanging="360"/>
+      </w:pPr>
+      <w:rPr>
+        <w:rFonts w:ascii="Courier New" w:hAnsi="Courier New" w:cs="Courier New" w:hint="default"/>
+      </w:rPr>
+    </w:lvl>
+    <w:lvl w:ilvl="2" w:tplc="040C0005" w:tentative="1">
+      <w:start w:val="1"/>
+      <w:numFmt w:val="bullet"/>
+      <w:lvlText w:val=""/>
+      <w:lvlJc w:val="left"/>
+      <w:pPr>
+        <w:ind w:left="2160" w:hanging="360"/>
+      </w:pPr>
+      <w:rPr>
+        <w:rFonts w:ascii="Wingdings" w:hAnsi="Wingdings" w:hint="default"/>
+      </w:rPr>
+    </w:lvl>
+    <w:lvl w:ilvl="3" w:tplc="040C0001" w:tentative="1">
+      <w:start w:val="1"/>
+      <w:numFmt w:val="bullet"/>
+      <w:lvlText w:val=""/>
+      <w:lvlJc w:val="left"/>
+      <w:pPr>
+        <w:ind w:left="2880" w:hanging="360"/>
+      </w:pPr>
+      <w:rPr>
+        <w:rFonts w:ascii="Symbol" w:hAnsi="Symbol" w:hint="default"/>
+      </w:rPr>
+    </w:lvl>
+    <w:lvl w:ilvl="4" w:tplc="040C0003" w:tentative="1">
+      <w:start w:val="1"/>
+      <w:numFmt w:val="bullet"/>
+      <w:lvlText w:val="o"/>
+      <w:lvlJc w:val="left"/>
+      <w:pPr>
+        <w:ind w:left="3600" w:hanging="360"/>
+      </w:pPr>
+      <w:rPr>
+        <w:rFonts w:ascii="Courier New" w:hAnsi="Courier New" w:cs="Courier New" w:hint="default"/>
+      </w:rPr>
+    </w:lvl>
+    <w:lvl w:ilvl="5" w:tplc="040C0005" w:tentative="1">
+      <w:start w:val="1"/>
+      <w:numFmt w:val="bullet"/>
+      <w:lvlText w:val=""/>
+      <w:lvlJc w:val="left"/>
+      <w:pPr>
+        <w:ind w:left="4320" w:hanging="360"/>
+      </w:pPr>
+      <w:rPr>
+        <w:rFonts w:ascii="Wingdings" w:hAnsi="Wingdings" w:hint="default"/>
+      </w:rPr>
+    </w:lvl>
+    <w:lvl w:ilvl="6" w:tplc="040C0001" w:tentative="1">
+      <w:start w:val="1"/>
+      <w:numFmt w:val="bullet"/>
+      <w:lvlText w:val=""/>
+      <w:lvlJc w:val="left"/>
+      <w:pPr>
+        <w:ind w:left="5040" w:hanging="360"/>
+      </w:pPr>
+      <w:rPr>
+        <w:rFonts w:ascii="Symbol" w:hAnsi="Symbol" w:hint="default"/>
+      </w:rPr>
+    </w:lvl>
+    <w:lvl w:ilvl="7" w:tplc="040C0003" w:tentative="1">
+      <w:start w:val="1"/>
+      <w:numFmt w:val="bullet"/>
+      <w:lvlText w:val="o"/>
+      <w:lvlJc w:val="left"/>
+      <w:pPr>
+        <w:ind w:left="5760" w:hanging="360"/>
+      </w:pPr>
+      <w:rPr>
+        <w:rFonts w:ascii="Courier New" w:hAnsi="Courier New" w:cs="Courier New" w:hint="default"/>
+      </w:rPr>
+    </w:lvl>
+    <w:lvl w:ilvl="8" w:tplc="040C0005" w:tentative="1">
+      <w:start w:val="1"/>
+      <w:numFmt w:val="bullet"/>
+      <w:lvlText w:val=""/>
+      <w:lvlJc w:val="left"/>
+      <w:pPr>
+        <w:ind w:left="6480" w:hanging="360"/>
+      </w:pPr>
+      <w:rPr>
+        <w:rFonts w:ascii="Wingdings" w:hAnsi="Wingdings" w:hint="default"/>
+      </w:rPr>
+    </w:lvl>
+  </w:abstractNum>
+  <w:abstractNum w:abstractNumId="7" w15:restartNumberingAfterBreak="0">
+    <w:nsid w:val="2AD9127C"/>
+    <w:multiLevelType w:val="hybridMultilevel"/>
+    <w:tmpl w:val="BD0ABFCE"/>
+    <w:lvl w:ilvl="0" w:tplc="EAEAB53C">
+      <w:start w:val="1"/>
+      <w:numFmt w:val="bullet"/>
+      <w:lvlText w:val="•"/>
+      <w:lvlJc w:val="left"/>
+      <w:pPr>
+        <w:ind w:left="713" w:hanging="151"/>
+      </w:pPr>
+      <w:rPr>
+        <w:rFonts w:ascii="Arial" w:eastAsia="Arial" w:hAnsi="Arial" w:hint="default"/>
+        <w:color w:val="333333"/>
+        <w:sz w:val="24"/>
+        <w:szCs w:val="24"/>
+      </w:rPr>
+    </w:lvl>
+    <w:lvl w:ilvl="1" w:tplc="77E276D6">
+      <w:start w:val="1"/>
+      <w:numFmt w:val="bullet"/>
+      <w:lvlText w:val="•"/>
+      <w:lvlJc w:val="left"/>
+      <w:pPr>
+        <w:ind w:left="1633" w:hanging="151"/>
+      </w:pPr>
+      <w:rPr>
+        <w:rFonts w:hint="default"/>
+      </w:rPr>
+    </w:lvl>
+    <w:lvl w:ilvl="2" w:tplc="80A81A6C">
+      <w:start w:val="1"/>
+      <w:numFmt w:val="bullet"/>
+      <w:lvlText w:val="•"/>
+      <w:lvlJc w:val="left"/>
+      <w:pPr>
+        <w:ind w:left="2552" w:hanging="151"/>
+      </w:pPr>
+      <w:rPr>
+        <w:rFonts w:hint="default"/>
+      </w:rPr>
+    </w:lvl>
+    <w:lvl w:ilvl="3" w:tplc="092AEC90">
+      <w:start w:val="1"/>
+      <w:numFmt w:val="bullet"/>
+      <w:lvlText w:val="•"/>
+      <w:lvlJc w:val="left"/>
+      <w:pPr>
+        <w:ind w:left="3471" w:hanging="151"/>
+      </w:pPr>
+      <w:rPr>
+        <w:rFonts w:hint="default"/>
+      </w:rPr>
+    </w:lvl>
+    <w:lvl w:ilvl="4" w:tplc="EE6097AE">
+      <w:start w:val="1"/>
+      <w:numFmt w:val="bullet"/>
+      <w:lvlText w:val="•"/>
+      <w:lvlJc w:val="left"/>
+      <w:pPr>
+        <w:ind w:left="4390" w:hanging="151"/>
+      </w:pPr>
+      <w:rPr>
+        <w:rFonts w:hint="default"/>
+      </w:rPr>
+    </w:lvl>
+    <w:lvl w:ilvl="5" w:tplc="94F2803E">
+      <w:start w:val="1"/>
+      <w:numFmt w:val="bullet"/>
+      <w:lvlText w:val="•"/>
+      <w:lvlJc w:val="left"/>
+      <w:pPr>
+        <w:ind w:left="5309" w:hanging="151"/>
+      </w:pPr>
+      <w:rPr>
+        <w:rFonts w:hint="default"/>
+      </w:rPr>
+    </w:lvl>
+    <w:lvl w:ilvl="6" w:tplc="5C92B58E">
+      <w:start w:val="1"/>
+      <w:numFmt w:val="bullet"/>
+      <w:lvlText w:val="•"/>
+      <w:lvlJc w:val="left"/>
+      <w:pPr>
+        <w:ind w:left="6228" w:hanging="151"/>
+      </w:pPr>
+      <w:rPr>
+        <w:rFonts w:hint="default"/>
+      </w:rPr>
+    </w:lvl>
+    <w:lvl w:ilvl="7" w:tplc="7772B58E">
+      <w:start w:val="1"/>
+      <w:numFmt w:val="bullet"/>
+      <w:lvlText w:val="•"/>
+      <w:lvlJc w:val="left"/>
+      <w:pPr>
+        <w:ind w:left="7148" w:hanging="151"/>
+      </w:pPr>
+      <w:rPr>
+        <w:rFonts w:hint="default"/>
+      </w:rPr>
+    </w:lvl>
+    <w:lvl w:ilvl="8" w:tplc="ADD2C276">
+      <w:start w:val="1"/>
+      <w:numFmt w:val="bullet"/>
+      <w:lvlText w:val="•"/>
+      <w:lvlJc w:val="left"/>
+      <w:pPr>
+        <w:ind w:left="8067" w:hanging="151"/>
+      </w:pPr>
+      <w:rPr>
+        <w:rFonts w:hint="default"/>
+      </w:rPr>
+    </w:lvl>
+  </w:abstractNum>
+  <w:abstractNum w:abstractNumId="8" w15:restartNumberingAfterBreak="0">
+    <w:nsid w:val="33AB53D8"/>
+    <w:multiLevelType w:val="hybridMultilevel"/>
+    <w:tmpl w:val="A0485A78"/>
+    <w:lvl w:ilvl="0" w:tplc="8C064D58">
+      <w:start w:val="1"/>
+      <w:numFmt w:val="bullet"/>
+      <w:lvlText w:val="-"/>
+      <w:lvlJc w:val="left"/>
+      <w:pPr>
+        <w:ind w:left="720" w:hanging="360"/>
+      </w:pPr>
+      <w:rPr>
+        <w:rFonts w:ascii="Aptos" w:eastAsiaTheme="minorEastAsia" w:hAnsi="Aptos" w:cstheme="minorBidi" w:hint="default"/>
+      </w:rPr>
+    </w:lvl>
+    <w:lvl w:ilvl="1" w:tplc="040C0003" w:tentative="1">
+      <w:start w:val="1"/>
+      <w:numFmt w:val="bullet"/>
+      <w:lvlText w:val="o"/>
+      <w:lvlJc w:val="left"/>
+      <w:pPr>
+        <w:ind w:left="1440" w:hanging="360"/>
+      </w:pPr>
+      <w:rPr>
+        <w:rFonts w:ascii="Courier New" w:hAnsi="Courier New" w:cs="Courier New" w:hint="default"/>
+      </w:rPr>
+    </w:lvl>
+    <w:lvl w:ilvl="2" w:tplc="040C0005" w:tentative="1">
+      <w:start w:val="1"/>
+      <w:numFmt w:val="bullet"/>
+      <w:lvlText w:val=""/>
+      <w:lvlJc w:val="left"/>
+      <w:pPr>
+        <w:ind w:left="2160" w:hanging="360"/>
+      </w:pPr>
+      <w:rPr>
+        <w:rFonts w:ascii="Wingdings" w:hAnsi="Wingdings" w:hint="default"/>
+      </w:rPr>
+    </w:lvl>
+    <w:lvl w:ilvl="3" w:tplc="040C0001" w:tentative="1">
+      <w:start w:val="1"/>
+      <w:numFmt w:val="bullet"/>
+      <w:lvlText w:val=""/>
+      <w:lvlJc w:val="left"/>
+      <w:pPr>
+        <w:ind w:left="2880" w:hanging="360"/>
+      </w:pPr>
+      <w:rPr>
+        <w:rFonts w:ascii="Symbol" w:hAnsi="Symbol" w:hint="default"/>
+      </w:rPr>
+    </w:lvl>
+    <w:lvl w:ilvl="4" w:tplc="040C0003" w:tentative="1">
+      <w:start w:val="1"/>
+      <w:numFmt w:val="bullet"/>
+      <w:lvlText w:val="o"/>
+      <w:lvlJc w:val="left"/>
+      <w:pPr>
+        <w:ind w:left="3600" w:hanging="360"/>
+      </w:pPr>
+      <w:rPr>
+        <w:rFonts w:ascii="Courier New" w:hAnsi="Courier New" w:cs="Courier New" w:hint="default"/>
+      </w:rPr>
+    </w:lvl>
+    <w:lvl w:ilvl="5" w:tplc="040C0005" w:tentative="1">
+      <w:start w:val="1"/>
+      <w:numFmt w:val="bullet"/>
+      <w:lvlText w:val=""/>
+      <w:lvlJc w:val="left"/>
+      <w:pPr>
+        <w:ind w:left="4320" w:hanging="360"/>
+      </w:pPr>
+      <w:rPr>
+        <w:rFonts w:ascii="Wingdings" w:hAnsi="Wingdings" w:hint="default"/>
+      </w:rPr>
+    </w:lvl>
+    <w:lvl w:ilvl="6" w:tplc="040C0001" w:tentative="1">
+      <w:start w:val="1"/>
+      <w:numFmt w:val="bullet"/>
+      <w:lvlText w:val=""/>
+      <w:lvlJc w:val="left"/>
+      <w:pPr>
+        <w:ind w:left="5040" w:hanging="360"/>
+      </w:pPr>
+      <w:rPr>
+        <w:rFonts w:ascii="Symbol" w:hAnsi="Symbol" w:hint="default"/>
+      </w:rPr>
+    </w:lvl>
+    <w:lvl w:ilvl="7" w:tplc="040C0003" w:tentative="1">
+      <w:start w:val="1"/>
+      <w:numFmt w:val="bullet"/>
+      <w:lvlText w:val="o"/>
+      <w:lvlJc w:val="left"/>
+      <w:pPr>
+        <w:ind w:left="5760" w:hanging="360"/>
+      </w:pPr>
+      <w:rPr>
+        <w:rFonts w:ascii="Courier New" w:hAnsi="Courier New" w:cs="Courier New" w:hint="default"/>
+      </w:rPr>
+    </w:lvl>
+    <w:lvl w:ilvl="8" w:tplc="040C0005" w:tentative="1">
+      <w:start w:val="1"/>
+      <w:numFmt w:val="bullet"/>
+      <w:lvlText w:val=""/>
+      <w:lvlJc w:val="left"/>
+      <w:pPr>
+        <w:ind w:left="6480" w:hanging="360"/>
+      </w:pPr>
+      <w:rPr>
+        <w:rFonts w:ascii="Wingdings" w:hAnsi="Wingdings" w:hint="default"/>
+      </w:rPr>
+    </w:lvl>
+  </w:abstractNum>
+  <w:abstractNum w:abstractNumId="9" w15:restartNumberingAfterBreak="0">
+    <w:nsid w:val="476A6F88"/>
+    <w:multiLevelType w:val="hybridMultilevel"/>
+    <w:tmpl w:val="9FAE655C"/>
+    <w:lvl w:ilvl="0" w:tplc="54EC3A3C">
+      <w:numFmt w:val="bullet"/>
+      <w:lvlText w:val="-"/>
+      <w:lvlJc w:val="left"/>
+      <w:pPr>
+        <w:ind w:left="720" w:hanging="360"/>
+      </w:pPr>
+      <w:rPr>
+        <w:rFonts w:ascii="Aptos" w:eastAsiaTheme="minorEastAsia" w:hAnsi="Aptos" w:cstheme="minorBidi" w:hint="default"/>
+      </w:rPr>
+    </w:lvl>
+    <w:lvl w:ilvl="1" w:tplc="040C0003" w:tentative="1">
+      <w:start w:val="1"/>
+      <w:numFmt w:val="bullet"/>
+      <w:lvlText w:val="o"/>
+      <w:lvlJc w:val="left"/>
+      <w:pPr>
+        <w:ind w:left="1440" w:hanging="360"/>
+      </w:pPr>
+      <w:rPr>
+        <w:rFonts w:ascii="Courier New" w:hAnsi="Courier New" w:cs="Courier New" w:hint="default"/>
+      </w:rPr>
+    </w:lvl>
+    <w:lvl w:ilvl="2" w:tplc="040C0005" w:tentative="1">
+      <w:start w:val="1"/>
+      <w:numFmt w:val="bullet"/>
+      <w:lvlText w:val=""/>
+      <w:lvlJc w:val="left"/>
+      <w:pPr>
+        <w:ind w:left="2160" w:hanging="360"/>
+      </w:pPr>
+      <w:rPr>
+        <w:rFonts w:ascii="Wingdings" w:hAnsi="Wingdings" w:hint="default"/>
+      </w:rPr>
+    </w:lvl>
+    <w:lvl w:ilvl="3" w:tplc="040C0001" w:tentative="1">
+      <w:start w:val="1"/>
+      <w:numFmt w:val="bullet"/>
+      <w:lvlText w:val=""/>
+      <w:lvlJc w:val="left"/>
+      <w:pPr>
+        <w:ind w:left="2880" w:hanging="360"/>
+      </w:pPr>
+      <w:rPr>
+        <w:rFonts w:ascii="Symbol" w:hAnsi="Symbol" w:hint="default"/>
+      </w:rPr>
+    </w:lvl>
+    <w:lvl w:ilvl="4" w:tplc="040C0003" w:tentative="1">
+      <w:start w:val="1"/>
+      <w:numFmt w:val="bullet"/>
+      <w:lvlText w:val="o"/>
+      <w:lvlJc w:val="left"/>
+      <w:pPr>
+        <w:ind w:left="3600" w:hanging="360"/>
+      </w:pPr>
+      <w:rPr>
+        <w:rFonts w:ascii="Courier New" w:hAnsi="Courier New" w:cs="Courier New" w:hint="default"/>
+      </w:rPr>
+    </w:lvl>
+    <w:lvl w:ilvl="5" w:tplc="040C0005" w:tentative="1">
+      <w:start w:val="1"/>
+      <w:numFmt w:val="bullet"/>
+      <w:lvlText w:val=""/>
+      <w:lvlJc w:val="left"/>
+      <w:pPr>
+        <w:ind w:left="4320" w:hanging="360"/>
+      </w:pPr>
+      <w:rPr>
+        <w:rFonts w:ascii="Wingdings" w:hAnsi="Wingdings" w:hint="default"/>
+      </w:rPr>
+    </w:lvl>
+    <w:lvl w:ilvl="6" w:tplc="040C0001" w:tentative="1">
+      <w:start w:val="1"/>
+      <w:numFmt w:val="bullet"/>
+      <w:lvlText w:val=""/>
+      <w:lvlJc w:val="left"/>
+      <w:pPr>
+        <w:ind w:left="5040" w:hanging="360"/>
+      </w:pPr>
+      <w:rPr>
+        <w:rFonts w:ascii="Symbol" w:hAnsi="Symbol" w:hint="default"/>
+      </w:rPr>
+    </w:lvl>
+    <w:lvl w:ilvl="7" w:tplc="040C0003" w:tentative="1">
+      <w:start w:val="1"/>
+      <w:numFmt w:val="bullet"/>
+      <w:lvlText w:val="o"/>
+      <w:lvlJc w:val="left"/>
+      <w:pPr>
+        <w:ind w:left="5760" w:hanging="360"/>
+      </w:pPr>
+      <w:rPr>
+        <w:rFonts w:ascii="Courier New" w:hAnsi="Courier New" w:cs="Courier New" w:hint="default"/>
+      </w:rPr>
+    </w:lvl>
+    <w:lvl w:ilvl="8" w:tplc="040C0005" w:tentative="1">
+      <w:start w:val="1"/>
+      <w:numFmt w:val="bullet"/>
+      <w:lvlText w:val=""/>
+      <w:lvlJc w:val="left"/>
+      <w:pPr>
+        <w:ind w:left="6480" w:hanging="360"/>
+      </w:pPr>
+      <w:rPr>
+        <w:rFonts w:ascii="Wingdings" w:hAnsi="Wingdings" w:hint="default"/>
+      </w:rPr>
+    </w:lvl>
+  </w:abstractNum>
+  <w:abstractNum w:abstractNumId="10" w15:restartNumberingAfterBreak="0">
+    <w:nsid w:val="7134280C"/>
+    <w:multiLevelType w:val="hybridMultilevel"/>
+    <w:tmpl w:val="9B709902"/>
+    <w:lvl w:ilvl="0" w:tplc="8C947916">
+      <w:start w:val="1"/>
+      <w:numFmt w:val="bullet"/>
+      <w:lvlText w:val="-"/>
+      <w:lvlJc w:val="left"/>
+      <w:pPr>
+        <w:ind w:left="720" w:hanging="360"/>
+      </w:pPr>
+      <w:rPr>
+        <w:rFonts w:ascii="Aptos" w:eastAsiaTheme="minorEastAsia" w:hAnsi="Aptos" w:cstheme="minorBidi" w:hint="default"/>
+      </w:rPr>
+    </w:lvl>
+    <w:lvl w:ilvl="1" w:tplc="040C0003" w:tentative="1">
+      <w:start w:val="1"/>
+      <w:numFmt w:val="bullet"/>
+      <w:lvlText w:val="o"/>
+      <w:lvlJc w:val="left"/>
+      <w:pPr>
+        <w:ind w:left="1440" w:hanging="360"/>
+      </w:pPr>
+      <w:rPr>
+        <w:rFonts w:ascii="Courier New" w:hAnsi="Courier New" w:cs="Courier New" w:hint="default"/>
+      </w:rPr>
+    </w:lvl>
+    <w:lvl w:ilvl="2" w:tplc="040C0005" w:tentative="1">
+      <w:start w:val="1"/>
+      <w:numFmt w:val="bullet"/>
+      <w:lvlText w:val=""/>
+      <w:lvlJc w:val="left"/>
+      <w:pPr>
+        <w:ind w:left="2160" w:hanging="360"/>
+      </w:pPr>
+      <w:rPr>
+        <w:rFonts w:ascii="Wingdings" w:hAnsi="Wingdings" w:hint="default"/>
+      </w:rPr>
+    </w:lvl>
+    <w:lvl w:ilvl="3" w:tplc="040C0001" w:tentative="1">
+      <w:start w:val="1"/>
+      <w:numFmt w:val="bullet"/>
+      <w:lvlText w:val=""/>
+      <w:lvlJc w:val="left"/>
+      <w:pPr>
+        <w:ind w:left="2880" w:hanging="360"/>
+      </w:pPr>
+      <w:rPr>
+        <w:rFonts w:ascii="Symbol" w:hAnsi="Symbol" w:hint="default"/>
+      </w:rPr>
+    </w:lvl>
+    <w:lvl w:ilvl="4" w:tplc="040C0003" w:tentative="1">
+      <w:start w:val="1"/>
+      <w:numFmt w:val="bullet"/>
+      <w:lvlText w:val="o"/>
+      <w:lvlJc w:val="left"/>
+      <w:pPr>
+        <w:ind w:left="3600" w:hanging="360"/>
+      </w:pPr>
+      <w:rPr>
+        <w:rFonts w:ascii="Courier New" w:hAnsi="Courier New" w:cs="Courier New" w:hint="default"/>
+      </w:rPr>
+    </w:lvl>
+    <w:lvl w:ilvl="5" w:tplc="040C0005" w:tentative="1">
+      <w:start w:val="1"/>
+      <w:numFmt w:val="bullet"/>
+      <w:lvlText w:val=""/>
+      <w:lvlJc w:val="left"/>
+      <w:pPr>
+        <w:ind w:left="4320" w:hanging="360"/>
+      </w:pPr>
+      <w:rPr>
+        <w:rFonts w:ascii="Wingdings" w:hAnsi="Wingdings" w:hint="default"/>
+      </w:rPr>
+    </w:lvl>
+    <w:lvl w:ilvl="6" w:tplc="040C0001" w:tentative="1">
+      <w:start w:val="1"/>
+      <w:numFmt w:val="bullet"/>
+      <w:lvlText w:val=""/>
+      <w:lvlJc w:val="left"/>
+      <w:pPr>
+        <w:ind w:left="5040" w:hanging="360"/>
+      </w:pPr>
+      <w:rPr>
+        <w:rFonts w:ascii="Symbol" w:hAnsi="Symbol" w:hint="default"/>
+      </w:rPr>
+    </w:lvl>
+    <w:lvl w:ilvl="7" w:tplc="040C0003" w:tentative="1">
+      <w:start w:val="1"/>
+      <w:numFmt w:val="bullet"/>
+      <w:lvlText w:val="o"/>
+      <w:lvlJc w:val="left"/>
+      <w:pPr>
+        <w:ind w:left="5760" w:hanging="360"/>
+      </w:pPr>
+      <w:rPr>
+        <w:rFonts w:ascii="Courier New" w:hAnsi="Courier New" w:cs="Courier New" w:hint="default"/>
+      </w:rPr>
+    </w:lvl>
+    <w:lvl w:ilvl="8" w:tplc="040C0005" w:tentative="1">
+      <w:start w:val="1"/>
+      <w:numFmt w:val="bullet"/>
+      <w:lvlText w:val=""/>
+      <w:lvlJc w:val="left"/>
+      <w:pPr>
+        <w:ind w:left="6480" w:hanging="360"/>
+      </w:pPr>
+      <w:rPr>
+        <w:rFonts w:ascii="Wingdings" w:hAnsi="Wingdings" w:hint="default"/>
+      </w:rPr>
+    </w:lvl>
+  </w:abstractNum>
+  <w:num w:numId="1" w16cid:durableId="786436003">
     <w:abstractNumId w:val="0"/>
   </w:num>
-  <w:num w:numId="2" w16cid:durableId="1693804016">
+  <w:num w:numId="2" w16cid:durableId="1338266667">
     <w:abstractNumId w:val="1"/>
   </w:num>
-  <w:num w:numId="3" w16cid:durableId="1058551807">
+  <w:num w:numId="3" w16cid:durableId="612369039">
+    <w:abstractNumId w:val="4"/>
+    <w:lvlOverride w:ilvl="0">
+      <w:startOverride w:val="1"/>
+    </w:lvlOverride>
+    <w:lvlOverride w:ilvl="1">
+      <w:startOverride w:val="1"/>
+    </w:lvlOverride>
+    <w:lvlOverride w:ilvl="2">
+      <w:startOverride w:val="1"/>
+    </w:lvlOverride>
+    <w:lvlOverride w:ilvl="3">
+      <w:startOverride w:val="1"/>
+    </w:lvlOverride>
+    <w:lvlOverride w:ilvl="4">
+      <w:startOverride w:val="1"/>
+    </w:lvlOverride>
+    <w:lvlOverride w:ilvl="5">
+      <w:startOverride w:val="1"/>
+    </w:lvlOverride>
+    <w:lvlOverride w:ilvl="6">
+      <w:startOverride w:val="1"/>
+    </w:lvlOverride>
+    <w:lvlOverride w:ilvl="7">
+      <w:startOverride w:val="1"/>
+    </w:lvlOverride>
+    <w:lvlOverride w:ilvl="8">
+      <w:startOverride w:val="1"/>
+    </w:lvlOverride>
+  </w:num>
+  <w:num w:numId="4" w16cid:durableId="1412964167">
     <w:abstractNumId w:val="1"/>
+  </w:num>
+  <w:num w:numId="5" w16cid:durableId="79176722">
+    <w:abstractNumId w:val="1"/>
+  </w:num>
+  <w:num w:numId="6" w16cid:durableId="19481469">
+    <w:abstractNumId w:val="1"/>
+  </w:num>
+  <w:num w:numId="7" w16cid:durableId="256211322">
+    <w:abstractNumId w:val="1"/>
+  </w:num>
+  <w:num w:numId="8" w16cid:durableId="38671685">
+    <w:abstractNumId w:val="1"/>
+  </w:num>
+  <w:num w:numId="9" w16cid:durableId="1209797692">
+    <w:abstractNumId w:val="1"/>
+  </w:num>
+  <w:num w:numId="10" w16cid:durableId="186339090">
+    <w:abstractNumId w:val="1"/>
+  </w:num>
+  <w:num w:numId="11" w16cid:durableId="603735719">
+    <w:abstractNumId w:val="1"/>
+  </w:num>
+  <w:num w:numId="12" w16cid:durableId="1898973228">
+    <w:abstractNumId w:val="3"/>
+  </w:num>
+  <w:num w:numId="13" w16cid:durableId="1300653064">
+    <w:abstractNumId w:val="3"/>
+  </w:num>
+  <w:num w:numId="14" w16cid:durableId="1720278368">
+    <w:abstractNumId w:val="3"/>
+  </w:num>
+  <w:num w:numId="15" w16cid:durableId="2124230293">
+    <w:abstractNumId w:val="3"/>
+  </w:num>
+  <w:num w:numId="16" w16cid:durableId="952203022">
+    <w:abstractNumId w:val="3"/>
+  </w:num>
+  <w:num w:numId="17" w16cid:durableId="1196580492">
+    <w:abstractNumId w:val="2"/>
+  </w:num>
+  <w:num w:numId="18" w16cid:durableId="1622414921">
+    <w:abstractNumId w:val="4"/>
+    <w:lvlOverride w:ilvl="0">
+      <w:startOverride w:val="1"/>
+    </w:lvlOverride>
+    <w:lvlOverride w:ilvl="1">
+      <w:startOverride w:val="1"/>
+    </w:lvlOverride>
+    <w:lvlOverride w:ilvl="2">
+      <w:startOverride w:val="1"/>
+    </w:lvlOverride>
+    <w:lvlOverride w:ilvl="3">
+      <w:startOverride w:val="1"/>
+    </w:lvlOverride>
+    <w:lvlOverride w:ilvl="4">
+      <w:startOverride w:val="1"/>
+    </w:lvlOverride>
+    <w:lvlOverride w:ilvl="5">
+      <w:startOverride w:val="1"/>
+    </w:lvlOverride>
+    <w:lvlOverride w:ilvl="6">
+      <w:startOverride w:val="1"/>
+    </w:lvlOverride>
+    <w:lvlOverride w:ilvl="7">
+      <w:startOverride w:val="1"/>
+    </w:lvlOverride>
+    <w:lvlOverride w:ilvl="8">
+      <w:startOverride w:val="1"/>
+    </w:lvlOverride>
+  </w:num>
+  <w:num w:numId="19" w16cid:durableId="1867868710">
+    <w:abstractNumId w:val="4"/>
+    <w:lvlOverride w:ilvl="0">
+      <w:startOverride w:val="1"/>
+    </w:lvlOverride>
+    <w:lvlOverride w:ilvl="1">
+      <w:startOverride w:val="1"/>
+    </w:lvlOverride>
+    <w:lvlOverride w:ilvl="2">
+      <w:startOverride w:val="1"/>
+    </w:lvlOverride>
+    <w:lvlOverride w:ilvl="3">
+      <w:startOverride w:val="1"/>
+    </w:lvlOverride>
+    <w:lvlOverride w:ilvl="4">
+      <w:startOverride w:val="1"/>
+    </w:lvlOverride>
+    <w:lvlOverride w:ilvl="5">
+      <w:startOverride w:val="1"/>
+    </w:lvlOverride>
+    <w:lvlOverride w:ilvl="6">
+      <w:startOverride w:val="1"/>
+    </w:lvlOverride>
+    <w:lvlOverride w:ilvl="7">
+      <w:startOverride w:val="1"/>
+    </w:lvlOverride>
+    <w:lvlOverride w:ilvl="8">
+      <w:startOverride w:val="1"/>
+    </w:lvlOverride>
+  </w:num>
+  <w:num w:numId="20" w16cid:durableId="1958902735">
+    <w:abstractNumId w:val="5"/>
+  </w:num>
+  <w:num w:numId="21" w16cid:durableId="1893810317">
+    <w:abstractNumId w:val="9"/>
+  </w:num>
+  <w:num w:numId="22" w16cid:durableId="533347365">
+    <w:abstractNumId w:val="7"/>
+  </w:num>
+  <w:num w:numId="23" w16cid:durableId="963537378">
+    <w:abstractNumId w:val="10"/>
+  </w:num>
+  <w:num w:numId="24" w16cid:durableId="1384519529">
+    <w:abstractNumId w:val="8"/>
+  </w:num>
+  <w:num w:numId="25" w16cid:durableId="317925457">
+    <w:abstractNumId w:val="6"/>
   </w:num>
 </w:numbering>
 </file>
@@ -1197,6 +2650,10 @@
     </w:pPrDefault>
   </w:docDefaults>
   <w:latentStyles w:defLockedState="0" w:defUIPriority="0" w:defSemiHidden="0" w:defUnhideWhenUsed="0" w:defQFormat="0" w:count="376">
+    <w:lsdException w:name="toc 1" w:uiPriority="39"/>
+    <w:lsdException w:name="toc 2" w:uiPriority="39"/>
+    <w:lsdException w:name="toc 3" w:uiPriority="39"/>
+    <w:lsdException w:name="Hyperlink" w:uiPriority="99"/>
     <w:lsdException w:name="Normal Table" w:semiHidden="1" w:unhideWhenUsed="1"/>
     <w:lsdException w:name="Table Simple 1" w:semiHidden="1" w:unhideWhenUsed="1"/>
     <w:lsdException w:name="Table Simple 2" w:semiHidden="1" w:unhideWhenUsed="1"/>
@@ -1443,6 +2900,7 @@
   <w:style w:type="paragraph" w:default="1" w:styleId="Normal">
     <w:name w:val="Normal"/>
     <w:qFormat/>
+    <w:rsid w:val="002367F6"/>
   </w:style>
   <w:style w:type="paragraph" w:styleId="Titre1">
     <w:name w:val="heading 1"/>
@@ -1463,6 +2921,7 @@
       <w:color w:val="0F4761" w:themeColor="accent1" w:themeShade="BF"/>
       <w:sz w:val="40"/>
       <w:szCs w:val="40"/>
+      <w:lang w:val="fr-FR"/>
     </w:rPr>
   </w:style>
   <w:style w:type="paragraph" w:styleId="Titre2">
@@ -1471,7 +2930,6 @@
     <w:next w:val="Corpsdetexte"/>
     <w:link w:val="Titre2Car"/>
     <w:uiPriority w:val="9"/>
-    <w:semiHidden/>
     <w:unhideWhenUsed/>
     <w:qFormat/>
     <w:rsid w:val="00A10FD9"/>
@@ -1486,6 +2944,7 @@
       <w:color w:val="0F4761" w:themeColor="accent1" w:themeShade="BF"/>
       <w:sz w:val="32"/>
       <w:szCs w:val="32"/>
+      <w:lang w:val="fr-FR"/>
     </w:rPr>
   </w:style>
   <w:style w:type="paragraph" w:styleId="Titre3">
@@ -1494,10 +2953,9 @@
     <w:next w:val="Corpsdetexte"/>
     <w:link w:val="Titre3Car"/>
     <w:uiPriority w:val="9"/>
-    <w:semiHidden/>
     <w:unhideWhenUsed/>
     <w:qFormat/>
-    <w:rsid w:val="00A10FD9"/>
+    <w:rsid w:val="00804D8E"/>
     <w:pPr>
       <w:keepNext/>
       <w:keepLines/>
@@ -1506,9 +2964,11 @@
     </w:pPr>
     <w:rPr>
       <w:rFonts w:eastAsiaTheme="majorEastAsia" w:cstheme="majorBidi"/>
+      <w:b/>
       <w:color w:val="0F4761" w:themeColor="accent1" w:themeShade="BF"/>
       <w:sz w:val="28"/>
       <w:szCs w:val="28"/>
+      <w:lang w:val="fr-FR"/>
     </w:rPr>
   </w:style>
   <w:style w:type="paragraph" w:styleId="Titre4">
@@ -1532,6 +2992,7 @@
       <w:i/>
       <w:iCs/>
       <w:color w:val="0F4761" w:themeColor="accent1" w:themeShade="BF"/>
+      <w:lang w:val="fr-FR"/>
     </w:rPr>
   </w:style>
   <w:style w:type="paragraph" w:styleId="Titre5">
@@ -1553,6 +3014,7 @@
     <w:rPr>
       <w:rFonts w:eastAsiaTheme="majorEastAsia" w:cstheme="majorBidi"/>
       <w:color w:val="0F4761" w:themeColor="accent1" w:themeShade="BF"/>
+      <w:lang w:val="fr-FR"/>
     </w:rPr>
   </w:style>
   <w:style w:type="paragraph" w:styleId="Titre6">
@@ -1576,6 +3038,7 @@
       <w:i/>
       <w:iCs/>
       <w:color w:val="595959" w:themeColor="text1" w:themeTint="A6"/>
+      <w:lang w:val="fr-FR"/>
     </w:rPr>
   </w:style>
   <w:style w:type="paragraph" w:styleId="Titre7">
@@ -1597,6 +3060,7 @@
     <w:rPr>
       <w:rFonts w:eastAsiaTheme="majorEastAsia" w:cstheme="majorBidi"/>
       <w:color w:val="595959" w:themeColor="text1" w:themeTint="A6"/>
+      <w:lang w:val="fr-FR"/>
     </w:rPr>
   </w:style>
   <w:style w:type="paragraph" w:styleId="Titre8">
@@ -1620,6 +3084,7 @@
       <w:i/>
       <w:iCs/>
       <w:color w:val="272727" w:themeColor="text1" w:themeTint="D8"/>
+      <w:lang w:val="fr-FR"/>
     </w:rPr>
   </w:style>
   <w:style w:type="paragraph" w:styleId="Titre9">
@@ -1641,6 +3106,7 @@
     <w:rPr>
       <w:rFonts w:eastAsiaTheme="majorEastAsia" w:cstheme="majorBidi"/>
       <w:color w:val="272727" w:themeColor="text1" w:themeTint="D8"/>
+      <w:lang w:val="fr-FR"/>
     </w:rPr>
   </w:style>
   <w:style w:type="character" w:default="1" w:styleId="Policepardfaut">
@@ -1673,10 +3139,14 @@
   <w:style w:type="paragraph" w:styleId="Corpsdetexte">
     <w:name w:val="Body Text"/>
     <w:basedOn w:val="Normal"/>
+    <w:link w:val="CorpsdetexteCar"/>
     <w:qFormat/>
     <w:pPr>
       <w:spacing w:before="180" w:after="180"/>
     </w:pPr>
+    <w:rPr>
+      <w:lang w:val="fr-FR"/>
+    </w:rPr>
   </w:style>
   <w:style w:type="paragraph" w:customStyle="1" w:styleId="FirstParagraph">
     <w:name w:val="First Paragraph"/>
@@ -1709,6 +3179,7 @@
       <w:rFonts w:asciiTheme="majorHAnsi" w:eastAsiaTheme="majorEastAsia" w:hAnsiTheme="majorHAnsi" w:cstheme="majorBidi"/>
       <w:sz w:val="56"/>
       <w:szCs w:val="56"/>
+      <w:lang w:val="fr-FR"/>
     </w:rPr>
   </w:style>
   <w:style w:type="character" w:customStyle="1" w:styleId="TitreCar">
@@ -1799,6 +3270,7 @@
       <w:b/>
       <w:sz w:val="20"/>
       <w:szCs w:val="20"/>
+      <w:lang w:val="fr-FR"/>
     </w:rPr>
   </w:style>
   <w:style w:type="paragraph" w:customStyle="1" w:styleId="Abstract">
@@ -1814,12 +3286,16 @@
     <w:rPr>
       <w:sz w:val="20"/>
       <w:szCs w:val="20"/>
+      <w:lang w:val="fr-FR"/>
     </w:rPr>
   </w:style>
   <w:style w:type="paragraph" w:styleId="Bibliographie">
     <w:name w:val="Bibliography"/>
     <w:basedOn w:val="Normal"/>
     <w:qFormat/>
+    <w:rPr>
+      <w:lang w:val="fr-FR"/>
+    </w:rPr>
   </w:style>
   <w:style w:type="character" w:customStyle="1" w:styleId="Titre1Car">
     <w:name w:val="Titre 1 Car"/>
@@ -1839,7 +3315,6 @@
     <w:basedOn w:val="Policepardfaut"/>
     <w:link w:val="Titre2"/>
     <w:uiPriority w:val="9"/>
-    <w:semiHidden/>
     <w:rsid w:val="00A10FD9"/>
     <w:rPr>
       <w:rFonts w:asciiTheme="majorHAnsi" w:eastAsiaTheme="majorEastAsia" w:hAnsiTheme="majorHAnsi" w:cstheme="majorBidi"/>
@@ -1853,13 +3328,14 @@
     <w:basedOn w:val="Policepardfaut"/>
     <w:link w:val="Titre3"/>
     <w:uiPriority w:val="9"/>
-    <w:semiHidden/>
-    <w:rsid w:val="00A10FD9"/>
+    <w:rsid w:val="00804D8E"/>
     <w:rPr>
       <w:rFonts w:eastAsiaTheme="majorEastAsia" w:cstheme="majorBidi"/>
+      <w:b/>
       <w:color w:val="0F4761" w:themeColor="accent1" w:themeShade="BF"/>
       <w:sz w:val="28"/>
       <w:szCs w:val="28"/>
+      <w:lang w:val="fr-FR"/>
     </w:rPr>
   </w:style>
   <w:style w:type="character" w:customStyle="1" w:styleId="Titre4Car">
@@ -1955,9 +3431,17 @@
   <w:style w:type="paragraph" w:styleId="Notedebasdepage">
     <w:name w:val="footnote text"/>
     <w:basedOn w:val="Normal"/>
+    <w:link w:val="NotedebasdepageCar"/>
     <w:uiPriority w:val="9"/>
     <w:unhideWhenUsed/>
     <w:qFormat/>
+    <w:rsid w:val="001E172D"/>
+    <w:pPr>
+      <w:spacing w:after="0"/>
+    </w:pPr>
+    <w:rPr>
+      <w:lang w:val="fr-FR"/>
+    </w:rPr>
   </w:style>
   <w:style w:type="paragraph" w:customStyle="1" w:styleId="FootnoteBlockText">
     <w:name w:val="Footnote Block Text"/>
@@ -2021,6 +3505,7 @@
     </w:pPr>
     <w:rPr>
       <w:i/>
+      <w:lang w:val="fr-FR"/>
     </w:rPr>
   </w:style>
   <w:style w:type="paragraph" w:customStyle="1" w:styleId="TableCaption">
@@ -2073,6 +3558,7 @@
   <w:style w:type="character" w:styleId="Lienhypertexte">
     <w:name w:val="Hyperlink"/>
     <w:basedOn w:val="LgendeCar"/>
+    <w:uiPriority w:val="99"/>
     <w:rPr>
       <w:color w:val="156082" w:themeColor="accent1"/>
     </w:rPr>
@@ -2084,8 +3570,10 @@
     <w:uiPriority w:val="39"/>
     <w:unhideWhenUsed/>
     <w:qFormat/>
+    <w:rsid w:val="00BB0C79"/>
     <w:pPr>
       <w:spacing w:before="240" w:line="259" w:lineRule="auto"/>
+      <w:jc w:val="center"/>
       <w:outlineLvl w:val="9"/>
     </w:pPr>
   </w:style>
@@ -2386,6 +3874,269 @@
     <w:rPr>
       <w:rFonts w:ascii="Consolas" w:hAnsi="Consolas"/>
       <w:sz w:val="22"/>
+    </w:rPr>
+  </w:style>
+  <w:style w:type="table" w:styleId="TableauGrille1Clair-Accentuation4">
+    <w:name w:val="Grid Table 1 Light Accent 4"/>
+    <w:basedOn w:val="TableauNormal"/>
+    <w:uiPriority w:val="46"/>
+    <w:rsid w:val="00531A57"/>
+    <w:pPr>
+      <w:spacing w:after="0"/>
+    </w:pPr>
+    <w:tblPr>
+      <w:tblStyleRowBandSize w:val="1"/>
+      <w:tblStyleColBandSize w:val="1"/>
+      <w:tblBorders>
+        <w:top w:val="single" w:sz="4" w:space="0" w:color="95DCF7" w:themeColor="accent4" w:themeTint="66"/>
+        <w:left w:val="single" w:sz="4" w:space="0" w:color="95DCF7" w:themeColor="accent4" w:themeTint="66"/>
+        <w:bottom w:val="single" w:sz="4" w:space="0" w:color="95DCF7" w:themeColor="accent4" w:themeTint="66"/>
+        <w:right w:val="single" w:sz="4" w:space="0" w:color="95DCF7" w:themeColor="accent4" w:themeTint="66"/>
+        <w:insideH w:val="single" w:sz="4" w:space="0" w:color="95DCF7" w:themeColor="accent4" w:themeTint="66"/>
+        <w:insideV w:val="single" w:sz="4" w:space="0" w:color="95DCF7" w:themeColor="accent4" w:themeTint="66"/>
+      </w:tblBorders>
+    </w:tblPr>
+    <w:tblStylePr w:type="firstRow">
+      <w:rPr>
+        <w:b/>
+        <w:bCs/>
+      </w:rPr>
+      <w:tblPr/>
+      <w:tcPr>
+        <w:tcBorders>
+          <w:bottom w:val="single" w:sz="12" w:space="0" w:color="60CAF3" w:themeColor="accent4" w:themeTint="99"/>
+        </w:tcBorders>
+      </w:tcPr>
+    </w:tblStylePr>
+    <w:tblStylePr w:type="lastRow">
+      <w:rPr>
+        <w:b/>
+        <w:bCs/>
+      </w:rPr>
+      <w:tblPr/>
+      <w:tcPr>
+        <w:tcBorders>
+          <w:top w:val="double" w:sz="2" w:space="0" w:color="60CAF3" w:themeColor="accent4" w:themeTint="99"/>
+        </w:tcBorders>
+      </w:tcPr>
+    </w:tblStylePr>
+    <w:tblStylePr w:type="firstCol">
+      <w:rPr>
+        <w:b/>
+        <w:bCs/>
+      </w:rPr>
+    </w:tblStylePr>
+    <w:tblStylePr w:type="lastCol">
+      <w:rPr>
+        <w:b/>
+        <w:bCs/>
+      </w:rPr>
+    </w:tblStylePr>
+  </w:style>
+  <w:style w:type="table" w:styleId="TableauGrille1Clair-Accentuation1">
+    <w:name w:val="Grid Table 1 Light Accent 1"/>
+    <w:basedOn w:val="TableauNormal"/>
+    <w:uiPriority w:val="46"/>
+    <w:rsid w:val="00531A57"/>
+    <w:pPr>
+      <w:spacing w:after="0"/>
+    </w:pPr>
+    <w:tblPr>
+      <w:tblStyleRowBandSize w:val="1"/>
+      <w:tblStyleColBandSize w:val="1"/>
+      <w:tblBorders>
+        <w:top w:val="single" w:sz="4" w:space="0" w:color="83CAEB" w:themeColor="accent1" w:themeTint="66"/>
+        <w:left w:val="single" w:sz="4" w:space="0" w:color="83CAEB" w:themeColor="accent1" w:themeTint="66"/>
+        <w:bottom w:val="single" w:sz="4" w:space="0" w:color="83CAEB" w:themeColor="accent1" w:themeTint="66"/>
+        <w:right w:val="single" w:sz="4" w:space="0" w:color="83CAEB" w:themeColor="accent1" w:themeTint="66"/>
+        <w:insideH w:val="single" w:sz="4" w:space="0" w:color="83CAEB" w:themeColor="accent1" w:themeTint="66"/>
+        <w:insideV w:val="single" w:sz="4" w:space="0" w:color="83CAEB" w:themeColor="accent1" w:themeTint="66"/>
+      </w:tblBorders>
+    </w:tblPr>
+    <w:tblStylePr w:type="firstRow">
+      <w:rPr>
+        <w:b/>
+        <w:bCs/>
+      </w:rPr>
+      <w:tblPr/>
+      <w:tcPr>
+        <w:tcBorders>
+          <w:bottom w:val="single" w:sz="12" w:space="0" w:color="45B0E1" w:themeColor="accent1" w:themeTint="99"/>
+        </w:tcBorders>
+      </w:tcPr>
+    </w:tblStylePr>
+    <w:tblStylePr w:type="lastRow">
+      <w:rPr>
+        <w:b/>
+        <w:bCs/>
+      </w:rPr>
+      <w:tblPr/>
+      <w:tcPr>
+        <w:tcBorders>
+          <w:top w:val="double" w:sz="2" w:space="0" w:color="45B0E1" w:themeColor="accent1" w:themeTint="99"/>
+        </w:tcBorders>
+      </w:tcPr>
+    </w:tblStylePr>
+    <w:tblStylePr w:type="firstCol">
+      <w:rPr>
+        <w:b/>
+        <w:bCs/>
+      </w:rPr>
+    </w:tblStylePr>
+    <w:tblStylePr w:type="lastCol">
+      <w:rPr>
+        <w:b/>
+        <w:bCs/>
+      </w:rPr>
+    </w:tblStylePr>
+  </w:style>
+  <w:style w:type="paragraph" w:styleId="En-tte">
+    <w:name w:val="header"/>
+    <w:basedOn w:val="Normal"/>
+    <w:link w:val="En-tteCar"/>
+    <w:rsid w:val="00B71341"/>
+    <w:pPr>
+      <w:tabs>
+        <w:tab w:val="center" w:pos="4536"/>
+        <w:tab w:val="right" w:pos="9072"/>
+      </w:tabs>
+      <w:spacing w:after="0"/>
+    </w:pPr>
+    <w:rPr>
+      <w:lang w:val="fr-FR"/>
+    </w:rPr>
+  </w:style>
+  <w:style w:type="character" w:customStyle="1" w:styleId="En-tteCar">
+    <w:name w:val="En-tête Car"/>
+    <w:basedOn w:val="Policepardfaut"/>
+    <w:link w:val="En-tte"/>
+    <w:rsid w:val="00B71341"/>
+  </w:style>
+  <w:style w:type="paragraph" w:styleId="Pieddepage">
+    <w:name w:val="footer"/>
+    <w:basedOn w:val="Normal"/>
+    <w:link w:val="PieddepageCar"/>
+    <w:rsid w:val="00B71341"/>
+    <w:pPr>
+      <w:tabs>
+        <w:tab w:val="center" w:pos="4536"/>
+        <w:tab w:val="right" w:pos="9072"/>
+      </w:tabs>
+      <w:spacing w:after="0"/>
+    </w:pPr>
+    <w:rPr>
+      <w:lang w:val="fr-FR"/>
+    </w:rPr>
+  </w:style>
+  <w:style w:type="character" w:customStyle="1" w:styleId="PieddepageCar">
+    <w:name w:val="Pied de page Car"/>
+    <w:basedOn w:val="Policepardfaut"/>
+    <w:link w:val="Pieddepage"/>
+    <w:rsid w:val="00B71341"/>
+  </w:style>
+  <w:style w:type="character" w:customStyle="1" w:styleId="CorpsdetexteCar">
+    <w:name w:val="Corps de texte Car"/>
+    <w:basedOn w:val="Policepardfaut"/>
+    <w:link w:val="Corpsdetexte"/>
+    <w:rsid w:val="00680EB1"/>
+  </w:style>
+  <w:style w:type="character" w:customStyle="1" w:styleId="NotedebasdepageCar">
+    <w:name w:val="Note de bas de page Car"/>
+    <w:basedOn w:val="Policepardfaut"/>
+    <w:link w:val="Notedebasdepage"/>
+    <w:uiPriority w:val="9"/>
+    <w:rsid w:val="001E172D"/>
+  </w:style>
+  <w:style w:type="paragraph" w:styleId="TM1">
+    <w:name w:val="toc 1"/>
+    <w:basedOn w:val="Normal"/>
+    <w:next w:val="Normal"/>
+    <w:autoRedefine/>
+    <w:uiPriority w:val="39"/>
+    <w:rsid w:val="00BB0C79"/>
+    <w:pPr>
+      <w:spacing w:after="100"/>
+    </w:pPr>
+    <w:rPr>
+      <w:lang w:val="fr-FR"/>
+    </w:rPr>
+  </w:style>
+  <w:style w:type="paragraph" w:styleId="TM2">
+    <w:name w:val="toc 2"/>
+    <w:basedOn w:val="Normal"/>
+    <w:next w:val="Normal"/>
+    <w:autoRedefine/>
+    <w:uiPriority w:val="39"/>
+    <w:rsid w:val="00BB0C79"/>
+    <w:pPr>
+      <w:spacing w:after="0"/>
+      <w:ind w:left="238"/>
+    </w:pPr>
+    <w:rPr>
+      <w:lang w:val="fr-FR"/>
+    </w:rPr>
+  </w:style>
+  <w:style w:type="paragraph" w:styleId="TM3">
+    <w:name w:val="toc 3"/>
+    <w:basedOn w:val="Normal"/>
+    <w:next w:val="Normal"/>
+    <w:autoRedefine/>
+    <w:uiPriority w:val="39"/>
+    <w:rsid w:val="00BB0C79"/>
+    <w:pPr>
+      <w:tabs>
+        <w:tab w:val="right" w:leader="dot" w:pos="9396"/>
+      </w:tabs>
+      <w:spacing w:after="0"/>
+      <w:ind w:left="482"/>
+    </w:pPr>
+    <w:rPr>
+      <w:lang w:val="fr-FR"/>
+    </w:rPr>
+  </w:style>
+  <w:style w:type="table" w:customStyle="1" w:styleId="TableNormal">
+    <w:name w:val="Table Normal"/>
+    <w:uiPriority w:val="2"/>
+    <w:semiHidden/>
+    <w:unhideWhenUsed/>
+    <w:qFormat/>
+    <w:rsid w:val="00F27BB9"/>
+    <w:pPr>
+      <w:widowControl w:val="0"/>
+      <w:spacing w:after="0"/>
+    </w:pPr>
+    <w:rPr>
+      <w:rFonts w:eastAsiaTheme="minorHAnsi"/>
+      <w:sz w:val="22"/>
+      <w:szCs w:val="22"/>
+      <w:lang w:eastAsia="en-US"/>
+    </w:rPr>
+    <w:tblPr>
+      <w:tblInd w:w="0" w:type="dxa"/>
+      <w:tblCellMar>
+        <w:top w:w="0" w:type="dxa"/>
+        <w:left w:w="0" w:type="dxa"/>
+        <w:bottom w:w="0" w:type="dxa"/>
+        <w:right w:w="0" w:type="dxa"/>
+      </w:tblCellMar>
+    </w:tblPr>
+  </w:style>
+  <w:style w:type="paragraph" w:customStyle="1" w:styleId="TableParagraph">
+    <w:name w:val="Table Paragraph"/>
+    <w:basedOn w:val="Normal"/>
+    <w:uiPriority w:val="1"/>
+    <w:qFormat/>
+    <w:rsid w:val="00F27BB9"/>
+    <w:pPr>
+      <w:widowControl w:val="0"/>
+      <w:spacing w:after="0"/>
+      <w:contextualSpacing/>
+    </w:pPr>
+    <w:rPr>
+      <w:rFonts w:eastAsiaTheme="minorHAnsi"/>
+      <w:sz w:val="22"/>
+      <w:szCs w:val="22"/>
+      <w:lang w:val="fr-FR" w:eastAsia="en-US"/>
     </w:rPr>
   </w:style>
 </w:styles>
@@ -2684,4 +4435,16 @@
     </a:ext>
   </a:extLst>
 </a:theme>
+</file>
+
+<file path=customXml/item1.xml><?xml version="1.0" encoding="utf-8"?>
+<b:Sources xmlns:b="http://schemas.openxmlformats.org/officeDocument/2006/bibliography" xmlns="http://schemas.openxmlformats.org/officeDocument/2006/bibliography" SelectedStyle="\APASixthEditionOfficeOnline.xsl" StyleName="APA" Version="6"/>
+</file>
+
+<file path=customXml/itemProps1.xml><?xml version="1.0" encoding="utf-8"?>
+<ds:datastoreItem xmlns:ds="http://schemas.openxmlformats.org/officeDocument/2006/customXml" ds:itemID="{1D1717BB-CB40-4B11-9FEA-11F3298236C3}">
+  <ds:schemaRefs>
+    <ds:schemaRef ds:uri="http://schemas.openxmlformats.org/officeDocument/2006/bibliography"/>
+  </ds:schemaRefs>
+</ds:datastoreItem>
 </file>